--- a/ADG/_실측판/04장/4장_Primary준비_ARCHIVELOG와FORCELOGGING과SRL.docx
+++ b/ADG/_실측판/04장/4장_Primary준비_ARCHIVELOG와FORCELOGGING과SRL.docx
@@ -23,9 +23,47 @@
       <w:r>
         <w:rPr>
           <w:rFonts w:ascii="맑은 고딕" w:hAnsi="맑은 고딕" w:eastAsia="맑은 고딕"/>
+          <w:b/>
           <w:sz w:val="21"/>
         </w:rPr>
-        <w:t>**ARCHIVELOG 모드**는 리두를 아카이브해 보관하게 한다. 전송할 리두가 남아 있어야 Standby가 따라올 수 있으므로 가장 기본이 되는 조건이다. **FORCE LOGGING**은 NOLOGGING으로 지정된 작업까지 리두를 남기도록 강제한다. 이것이 없으면 Standby에 구멍이 생긴다. **Standby Redo Log(SRL)**는 Standby가 받은 리두를 즉시 쓸 자리를 마련한다. 동기 전송과 실시간 적용의 전제다.</w:t>
+        <w:t xml:space="preserve">ARCHIVELOG 모드</w:t>
+      </w:r>
+      <w:r>
+        <w:rPr>
+          <w:rFonts w:ascii="맑은 고딕" w:hAnsi="맑은 고딕" w:eastAsia="맑은 고딕"/>
+          <w:sz w:val="21"/>
+        </w:rPr>
+        <w:t xml:space="preserve">는 리두를 아카이브해 보관하게 한다. 전송할 리두가 남아 있어야 Standby가 따라올 수 있으므로 가장 기본이 되는 조건이다. </w:t>
+      </w:r>
+      <w:r>
+        <w:rPr>
+          <w:rFonts w:ascii="맑은 고딕" w:hAnsi="맑은 고딕" w:eastAsia="맑은 고딕"/>
+          <w:b/>
+          <w:sz w:val="21"/>
+        </w:rPr>
+        <w:t xml:space="preserve">FORCE LOGGING</w:t>
+      </w:r>
+      <w:r>
+        <w:rPr>
+          <w:rFonts w:ascii="맑은 고딕" w:hAnsi="맑은 고딕" w:eastAsia="맑은 고딕"/>
+          <w:sz w:val="21"/>
+        </w:rPr>
+        <w:t xml:space="preserve">은 NOLOGGING으로 지정된 작업까지 리두를 남기도록 강제한다. 이것이 없으면 Standby에 구멍이 생긴다. </w:t>
+      </w:r>
+      <w:r>
+        <w:rPr>
+          <w:rFonts w:ascii="맑은 고딕" w:hAnsi="맑은 고딕" w:eastAsia="맑은 고딕"/>
+          <w:b/>
+          <w:sz w:val="21"/>
+        </w:rPr>
+        <w:t xml:space="preserve">Standby Redo Log(SRL)</w:t>
+      </w:r>
+      <w:r>
+        <w:rPr>
+          <w:rFonts w:ascii="맑은 고딕" w:hAnsi="맑은 고딕" w:eastAsia="맑은 고딕"/>
+          <w:sz w:val="21"/>
+        </w:rPr>
+        <w:t xml:space="preserve">는 Standby가 받은 리두를 즉시 쓸 자리를 마련한다. 동기 전송과 실시간 적용의 전제다.</w:t>
       </w:r>
     </w:p>
     <w:p>
@@ -34,7 +72,22 @@
           <w:rFonts w:ascii="맑은 고딕" w:hAnsi="맑은 고딕" w:eastAsia="맑은 고딕"/>
           <w:sz w:val="21"/>
         </w:rPr>
-        <w:t>셋 중 FORCE LOGGING이 가장 이해하기 어렵다. "NOLOGGING인데 리두가 남는다"는 말이 모순처럼 들리기 때문이다. 이 장에서는 같은 작업을 FORCE LOGGING을 켠 상태와 끈 상태에서 각각 실행해 리두 발생량을 재고, 그 차이를 수치로 확인한다. 실측에서 **4.52MB 대 0.1MB, 약 44배** 차이가 났다.</w:t>
+        <w:t xml:space="preserve">셋 중 FORCE LOGGING이 가장 이해하기 어렵다. "NOLOGGING인데 리두가 남는다"는 말이 모순처럼 들리기 때문이다. 이 장에서는 같은 작업을 FORCE LOGGING을 켠 상태와 끈 상태에서 각각 실행해 리두 발생량을 재고, 그 차이를 수치로 확인한다. 실측에서 </w:t>
+      </w:r>
+      <w:r>
+        <w:rPr>
+          <w:rFonts w:ascii="맑은 고딕" w:hAnsi="맑은 고딕" w:eastAsia="맑은 고딕"/>
+          <w:b/>
+          <w:sz w:val="21"/>
+        </w:rPr>
+        <w:t xml:space="preserve">4.52MB 대 0.1MB, 약 44배</w:t>
+      </w:r>
+      <w:r>
+        <w:rPr>
+          <w:rFonts w:ascii="맑은 고딕" w:hAnsi="맑은 고딕" w:eastAsia="맑은 고딕"/>
+          <w:sz w:val="21"/>
+        </w:rPr>
+        <w:t xml:space="preserve"> 차이가 났다.</w:t>
       </w:r>
     </w:p>
     <w:p>
@@ -43,7 +96,35 @@
           <w:rFonts w:ascii="맑은 고딕" w:hAnsi="맑은 고딕" w:eastAsia="맑은 고딕"/>
           <w:sz w:val="21"/>
         </w:rPr>
-        <w:t>또한 19c가 도입한 절충안인 `STANDBY NOLOGGING` 모드 두 가지도 실제로 설정해 `V$DATABASE.FORCE_LOGGING` 열이 어떻게 변하는지 확인한다. 본문의 모든 수치와 출력은 실습 환경에서 캡처한 것이다.</w:t>
+        <w:t xml:space="preserve">또한 19c가 도입한 절충안인 </w:t>
+      </w:r>
+      <w:r>
+        <w:rPr>
+          <w:rFonts w:ascii="Consolas" w:hAnsi="Consolas" w:eastAsia="맑은 고딕"/>
+          <w:sz w:val="21"/>
+        </w:rPr>
+        <w:t xml:space="preserve">STANDBY NOLOGGING</w:t>
+      </w:r>
+      <w:r>
+        <w:rPr>
+          <w:rFonts w:ascii="맑은 고딕" w:hAnsi="맑은 고딕" w:eastAsia="맑은 고딕"/>
+          <w:sz w:val="21"/>
+        </w:rPr>
+        <w:t xml:space="preserve"> 모드 두 가지도 실제로 설정해 </w:t>
+      </w:r>
+      <w:r>
+        <w:rPr>
+          <w:rFonts w:ascii="Consolas" w:hAnsi="Consolas" w:eastAsia="맑은 고딕"/>
+          <w:sz w:val="21"/>
+        </w:rPr>
+        <w:t xml:space="preserve">V$DATABASE.FORCE_LOGGING</w:t>
+      </w:r>
+      <w:r>
+        <w:rPr>
+          <w:rFonts w:ascii="맑은 고딕" w:hAnsi="맑은 고딕" w:eastAsia="맑은 고딕"/>
+          <w:sz w:val="21"/>
+        </w:rPr>
+        <w:t xml:space="preserve"> 열이 어떻게 변하는지 확인한다. 본문의 모든 수치와 출력은 실습 환경에서 캡처한 것이다.</w:t>
       </w:r>
     </w:p>
     <w:p>
@@ -144,7 +225,35 @@
           <w:rFonts w:ascii="맑은 고딕" w:hAnsi="맑은 고딕" w:eastAsia="맑은 고딕"/>
           <w:sz w:val="21"/>
         </w:rPr>
-        <w:t>19c의 `STANDBY NOLOGGING FOR DATA AVAILABILITY`와 `FOR LOAD PERFORMANCE`를 구분한다.</w:t>
+        <w:t xml:space="preserve">19c의 </w:t>
+      </w:r>
+      <w:r>
+        <w:rPr>
+          <w:rFonts w:ascii="Consolas" w:hAnsi="Consolas" w:eastAsia="맑은 고딕"/>
+          <w:sz w:val="21"/>
+        </w:rPr>
+        <w:t xml:space="preserve">STANDBY NOLOGGING FOR DATA AVAILABILITY</w:t>
+      </w:r>
+      <w:r>
+        <w:rPr>
+          <w:rFonts w:ascii="맑은 고딕" w:hAnsi="맑은 고딕" w:eastAsia="맑은 고딕"/>
+          <w:sz w:val="21"/>
+        </w:rPr>
+        <w:t xml:space="preserve">와 </w:t>
+      </w:r>
+      <w:r>
+        <w:rPr>
+          <w:rFonts w:ascii="Consolas" w:hAnsi="Consolas" w:eastAsia="맑은 고딕"/>
+          <w:sz w:val="21"/>
+        </w:rPr>
+        <w:t xml:space="preserve">FOR LOAD PERFORMANCE</w:t>
+      </w:r>
+      <w:r>
+        <w:rPr>
+          <w:rFonts w:ascii="맑은 고딕" w:hAnsi="맑은 고딕" w:eastAsia="맑은 고딕"/>
+          <w:sz w:val="21"/>
+        </w:rPr>
+        <w:t xml:space="preserve">를 구분한다.</w:t>
       </w:r>
     </w:p>
     <w:p>
@@ -451,7 +560,21 @@
                 <w:rFonts w:ascii="맑은 고딕" w:hAnsi="맑은 고딕" w:eastAsia="맑은 고딕"/>
                 <w:sz w:val="19"/>
               </w:rPr>
-              <w:t>둘 다 chicago. 이 값이 `DB_NAME`이 되고 Standby도 같은 값을 갖는다</w:t>
+              <w:t xml:space="preserve">둘 다 chicago. 이 값이 </w:t>
+            </w:r>
+            <w:r>
+              <w:rPr>
+                <w:rFonts w:ascii="Consolas" w:hAnsi="Consolas" w:eastAsia="맑은 고딕"/>
+                <w:sz w:val="19"/>
+              </w:rPr>
+              <w:t xml:space="preserve">DB_NAME</w:t>
+            </w:r>
+            <w:r>
+              <w:rPr>
+                <w:rFonts w:ascii="맑은 고딕" w:hAnsi="맑은 고딕" w:eastAsia="맑은 고딕"/>
+                <w:sz w:val="19"/>
+              </w:rPr>
+              <w:t xml:space="preserve">이 되고 Standby도 같은 값을 갖는다</w:t>
             </w:r>
           </w:p>
         </w:tc>
@@ -797,7 +920,50 @@
           <w:rFonts w:ascii="맑은 고딕" w:hAnsi="맑은 고딕" w:eastAsia="맑은 고딕"/>
           <w:sz w:val="21"/>
         </w:rPr>
-        <w:t>시작하자마자 경고 세 개가 나온다. SYS·SYSTEM·PDBADMIN 비밀번호가 권장 기준에 못 미친다는 것이다. 실습 환경이라 `oracle`을 쓰고 있으므로 예상된 경고이며 생성은 그대로 진행된다. 다만 3장에서 확인했듯 `orapwd`로 패스워드 파일을 새로 만들 때는 이 규칙이 **경고가 아니라 거부**로 작동한다(OPW-00029). 같은 규칙인데 적용 강도가 다르다는 점을 기억해 두자.</w:t>
+        <w:t xml:space="preserve">시작하자마자 경고 세 개가 나온다. SYS·SYSTEM·PDBADMIN 비밀번호가 권장 기준에 못 미친다는 것이다. 실습 환경이라 </w:t>
+      </w:r>
+      <w:r>
+        <w:rPr>
+          <w:rFonts w:ascii="Consolas" w:hAnsi="Consolas" w:eastAsia="맑은 고딕"/>
+          <w:sz w:val="21"/>
+        </w:rPr>
+        <w:t xml:space="preserve">oracle</w:t>
+      </w:r>
+      <w:r>
+        <w:rPr>
+          <w:rFonts w:ascii="맑은 고딕" w:hAnsi="맑은 고딕" w:eastAsia="맑은 고딕"/>
+          <w:sz w:val="21"/>
+        </w:rPr>
+        <w:t xml:space="preserve">을 쓰고 있으므로 예상된 경고이며 생성은 그대로 진행된다. 다만 3장에서 확인했듯 </w:t>
+      </w:r>
+      <w:r>
+        <w:rPr>
+          <w:rFonts w:ascii="Consolas" w:hAnsi="Consolas" w:eastAsia="맑은 고딕"/>
+          <w:sz w:val="21"/>
+        </w:rPr>
+        <w:t xml:space="preserve">orapwd</w:t>
+      </w:r>
+      <w:r>
+        <w:rPr>
+          <w:rFonts w:ascii="맑은 고딕" w:hAnsi="맑은 고딕" w:eastAsia="맑은 고딕"/>
+          <w:sz w:val="21"/>
+        </w:rPr>
+        <w:t xml:space="preserve">로 패스워드 파일을 새로 만들 때는 이 규칙이 </w:t>
+      </w:r>
+      <w:r>
+        <w:rPr>
+          <w:rFonts w:ascii="맑은 고딕" w:hAnsi="맑은 고딕" w:eastAsia="맑은 고딕"/>
+          <w:b/>
+          <w:sz w:val="21"/>
+        </w:rPr>
+        <w:t xml:space="preserve">경고가 아니라 거부</w:t>
+      </w:r>
+      <w:r>
+        <w:rPr>
+          <w:rFonts w:ascii="맑은 고딕" w:hAnsi="맑은 고딕" w:eastAsia="맑은 고딕"/>
+          <w:sz w:val="21"/>
+        </w:rPr>
+        <w:t xml:space="preserve">로 작동한다(OPW-00029). 같은 규칙인데 적용 강도가 다르다는 점을 기억해 두자.</w:t>
       </w:r>
     </w:p>
     <w:tbl>
@@ -1330,7 +1496,35 @@
           <w:rFonts w:ascii="맑은 고딕" w:hAnsi="맑은 고딕" w:eastAsia="맑은 고딕"/>
           <w:sz w:val="21"/>
         </w:rPr>
-        <w:t>위 조회는 4.3절과 4.4절의 작업을 마친 뒤의 상태다. 생성 직후에는 `LOG_MODE`가 NOARCHIVELOG, `FORCE_LOGGING`이 NO였다. 두 값을 바꾸는 것이 이 장의 다음 두 절이다.</w:t>
+        <w:t xml:space="preserve">위 조회는 4.3절과 4.4절의 작업을 마친 뒤의 상태다. 생성 직후에는 </w:t>
+      </w:r>
+      <w:r>
+        <w:rPr>
+          <w:rFonts w:ascii="Consolas" w:hAnsi="Consolas" w:eastAsia="맑은 고딕"/>
+          <w:sz w:val="21"/>
+        </w:rPr>
+        <w:t xml:space="preserve">LOG_MODE</w:t>
+      </w:r>
+      <w:r>
+        <w:rPr>
+          <w:rFonts w:ascii="맑은 고딕" w:hAnsi="맑은 고딕" w:eastAsia="맑은 고딕"/>
+          <w:sz w:val="21"/>
+        </w:rPr>
+        <w:t xml:space="preserve">가 NOARCHIVELOG, </w:t>
+      </w:r>
+      <w:r>
+        <w:rPr>
+          <w:rFonts w:ascii="Consolas" w:hAnsi="Consolas" w:eastAsia="맑은 고딕"/>
+          <w:sz w:val="21"/>
+        </w:rPr>
+        <w:t xml:space="preserve">FORCE_LOGGING</w:t>
+      </w:r>
+      <w:r>
+        <w:rPr>
+          <w:rFonts w:ascii="맑은 고딕" w:hAnsi="맑은 고딕" w:eastAsia="맑은 고딕"/>
+          <w:sz w:val="21"/>
+        </w:rPr>
+        <w:t xml:space="preserve">이 NO였다. 두 값을 바꾸는 것이 이 장의 다음 두 절이다.</w:t>
       </w:r>
     </w:p>
     <w:tbl>
@@ -1367,19 +1561,21 @@
                 <w:rFonts w:ascii="맑은 고딕" w:hAnsi="맑은 고딕" w:eastAsia="맑은 고딕"/>
                 <w:sz w:val="20"/>
               </w:rPr>
-              <w:t>· DBCA가 정하는 것: `DB_NAME`, 문자셋, 블록 크기, PDB 구성, 메모리, 파일 경로. 이 중 상당수는 나중에 바꿀 수 없다.</w:t>
-            </w:r>
-          </w:p>
-          <w:p>
-            <w:pPr>
-              <w:spacing w:after="20"/>
-            </w:pPr>
+              <w:t xml:space="preserve">· DBCA가 정하는 것: </w:t>
+            </w:r>
+            <w:r>
+              <w:rPr>
+                <w:rFonts w:ascii="Consolas" w:hAnsi="Consolas" w:eastAsia="맑은 고딕"/>
+                <w:sz w:val="20"/>
+              </w:rPr>
+              <w:t xml:space="preserve">DB_NAME</w:t>
+            </w:r>
             <w:r>
               <w:rPr>
                 <w:rFonts w:ascii="맑은 고딕" w:hAnsi="맑은 고딕" w:eastAsia="맑은 고딕"/>
                 <w:sz w:val="20"/>
               </w:rPr>
-              <w:t>· 이후에 바꾸는 것: ARCHIVELOG 모드, FORCE LOGGING, SRL, Data Guard 파라미터. 전부 `ALTER DATABASE`나 `ALTER SYSTEM`으로 처리한다.</w:t>
+              <w:t xml:space="preserve">, 문자셋, 블록 크기, PDB 구성, 메모리, 파일 경로. 이 중 상당수는 나중에 바꿀 수 없다.</w:t>
             </w:r>
           </w:p>
           <w:p>
@@ -1391,19 +1587,73 @@
                 <w:rFonts w:ascii="맑은 고딕" w:hAnsi="맑은 고딕" w:eastAsia="맑은 고딕"/>
                 <w:sz w:val="20"/>
               </w:rPr>
-              <w:t>· 특히 문자셋과 블록 크기는 사실상 되돌릴 수 없으므로 생성 시점에 확정해야 한다. 1장 실습 05의 점검표에 이 둘이 들어 있는 이유다.</w:t>
-            </w:r>
-          </w:p>
-          <w:p>
-            <w:pPr>
-              <w:spacing w:after="20"/>
-            </w:pPr>
+              <w:t xml:space="preserve">· 이후에 바꾸는 것: ARCHIVELOG 모드, FORCE LOGGING, SRL, Data Guard 파라미터. 전부 </w:t>
+            </w:r>
+            <w:r>
+              <w:rPr>
+                <w:rFonts w:ascii="Consolas" w:hAnsi="Consolas" w:eastAsia="맑은 고딕"/>
+                <w:sz w:val="20"/>
+              </w:rPr>
+              <w:t xml:space="preserve">ALTER DATABASE</w:t>
+            </w:r>
             <w:r>
               <w:rPr>
                 <w:rFonts w:ascii="맑은 고딕" w:hAnsi="맑은 고딕" w:eastAsia="맑은 고딕"/>
                 <w:sz w:val="20"/>
               </w:rPr>
-              <w:t>· `-enableArchive true`를 주면 DBCA가 ARCHIVELOG까지 켜 준다. 실습에서 굳이 끄고 시작한 것은 전환 절차를 직접 밟아 보기 위해서다.</w:t>
+              <w:t xml:space="preserve">나 </w:t>
+            </w:r>
+            <w:r>
+              <w:rPr>
+                <w:rFonts w:ascii="Consolas" w:hAnsi="Consolas" w:eastAsia="맑은 고딕"/>
+                <w:sz w:val="20"/>
+              </w:rPr>
+              <w:t xml:space="preserve">ALTER SYSTEM</w:t>
+            </w:r>
+            <w:r>
+              <w:rPr>
+                <w:rFonts w:ascii="맑은 고딕" w:hAnsi="맑은 고딕" w:eastAsia="맑은 고딕"/>
+                <w:sz w:val="20"/>
+              </w:rPr>
+              <w:t xml:space="preserve">으로 처리한다.</w:t>
+            </w:r>
+          </w:p>
+          <w:p>
+            <w:pPr>
+              <w:spacing w:after="20"/>
+            </w:pPr>
+            <w:r>
+              <w:rPr>
+                <w:rFonts w:ascii="맑은 고딕" w:hAnsi="맑은 고딕" w:eastAsia="맑은 고딕"/>
+                <w:sz w:val="20"/>
+              </w:rPr>
+              <w:t>· 특히 문자셋과 블록 크기는 사실상 되돌릴 수 없으므로 생성 시점에 확정해야 한다. 1장 실습 05의 점검표에 이 둘이 들어 있는 이유다.</w:t>
+            </w:r>
+          </w:p>
+          <w:p>
+            <w:pPr>
+              <w:spacing w:after="20"/>
+            </w:pPr>
+            <w:r>
+              <w:rPr>
+                <w:rFonts w:ascii="맑은 고딕" w:hAnsi="맑은 고딕" w:eastAsia="맑은 고딕"/>
+                <w:sz w:val="20"/>
+              </w:rPr>
+              <w:t xml:space="preserve">· </w:t>
+            </w:r>
+            <w:r>
+              <w:rPr>
+                <w:rFonts w:ascii="Consolas" w:hAnsi="Consolas" w:eastAsia="맑은 고딕"/>
+                <w:sz w:val="20"/>
+              </w:rPr>
+              <w:t xml:space="preserve">-enableArchive true</w:t>
+            </w:r>
+            <w:r>
+              <w:rPr>
+                <w:rFonts w:ascii="맑은 고딕" w:hAnsi="맑은 고딕" w:eastAsia="맑은 고딕"/>
+                <w:sz w:val="20"/>
+              </w:rPr>
+              <w:t xml:space="preserve">를 주면 DBCA가 ARCHIVELOG까지 켜 준다. 실습에서 굳이 끄고 시작한 것은 전환 절차를 직접 밟아 보기 위해서다.</w:t>
             </w:r>
           </w:p>
         </w:tc>
@@ -1578,10 +1828,17 @@
     <w:p>
       <w:r>
         <w:rPr>
+          <w:rFonts w:ascii="Consolas" w:hAnsi="Consolas" w:eastAsia="맑은 고딕"/>
+          <w:sz w:val="21"/>
+        </w:rPr>
+        <w:t xml:space="preserve">ARCHIVE LOG LIST</w:t>
+      </w:r>
+      <w:r>
+        <w:rPr>
           <w:rFonts w:ascii="맑은 고딕" w:hAnsi="맑은 고딕" w:eastAsia="맑은 고딕"/>
           <w:sz w:val="21"/>
         </w:rPr>
-        <w:t>`ARCHIVE LOG LIST`는 SQL*Plus 전용 명령으로 한눈에 상태를 보여 준다. 같은 내용을 뷰로 확인할 수도 있다.</w:t>
+        <w:t xml:space="preserve">는 SQL*Plus 전용 명령으로 한눈에 상태를 보여 준다. 같은 내용을 뷰로 확인할 수도 있다.</w:t>
       </w:r>
     </w:p>
     <w:tbl>
@@ -1829,10 +2086,73 @@
     <w:p>
       <w:r>
         <w:rPr>
+          <w:rFonts w:ascii="Consolas" w:hAnsi="Consolas" w:eastAsia="맑은 고딕"/>
+          <w:sz w:val="21"/>
+        </w:rPr>
+        <w:t xml:space="preserve">LOG_ARCHIVE_FORMAT</w:t>
+      </w:r>
+      <w:r>
+        <w:rPr>
           <w:rFonts w:ascii="맑은 고딕" w:hAnsi="맑은 고딕" w:eastAsia="맑은 고딕"/>
           <w:sz w:val="21"/>
         </w:rPr>
-        <w:t>`LOG_ARCHIVE_FORMAT`의 `%t`는 스레드 번호, `%s`는 시퀀스 번호, `%r`은 resetlogs ID다. 세 값이 모두 들어가야 파일 이름이 겹치지 않는다. `LOG_ARCHIVE_MAX_PROCESSES`가 4인 것은 1장에서 ARC0~ARC3 네 개를 확인한 것과 일치한다.</w:t>
+        <w:t xml:space="preserve">의 </w:t>
+      </w:r>
+      <w:r>
+        <w:rPr>
+          <w:rFonts w:ascii="Consolas" w:hAnsi="Consolas" w:eastAsia="맑은 고딕"/>
+          <w:sz w:val="21"/>
+        </w:rPr>
+        <w:t xml:space="preserve">%t</w:t>
+      </w:r>
+      <w:r>
+        <w:rPr>
+          <w:rFonts w:ascii="맑은 고딕" w:hAnsi="맑은 고딕" w:eastAsia="맑은 고딕"/>
+          <w:sz w:val="21"/>
+        </w:rPr>
+        <w:t xml:space="preserve">는 스레드 번호, </w:t>
+      </w:r>
+      <w:r>
+        <w:rPr>
+          <w:rFonts w:ascii="Consolas" w:hAnsi="Consolas" w:eastAsia="맑은 고딕"/>
+          <w:sz w:val="21"/>
+        </w:rPr>
+        <w:t xml:space="preserve">%s</w:t>
+      </w:r>
+      <w:r>
+        <w:rPr>
+          <w:rFonts w:ascii="맑은 고딕" w:hAnsi="맑은 고딕" w:eastAsia="맑은 고딕"/>
+          <w:sz w:val="21"/>
+        </w:rPr>
+        <w:t xml:space="preserve">는 시퀀스 번호, </w:t>
+      </w:r>
+      <w:r>
+        <w:rPr>
+          <w:rFonts w:ascii="Consolas" w:hAnsi="Consolas" w:eastAsia="맑은 고딕"/>
+          <w:sz w:val="21"/>
+        </w:rPr>
+        <w:t xml:space="preserve">%r</w:t>
+      </w:r>
+      <w:r>
+        <w:rPr>
+          <w:rFonts w:ascii="맑은 고딕" w:hAnsi="맑은 고딕" w:eastAsia="맑은 고딕"/>
+          <w:sz w:val="21"/>
+        </w:rPr>
+        <w:t xml:space="preserve">은 resetlogs ID다. 세 값이 모두 들어가야 파일 이름이 겹치지 않는다. </w:t>
+      </w:r>
+      <w:r>
+        <w:rPr>
+          <w:rFonts w:ascii="Consolas" w:hAnsi="Consolas" w:eastAsia="맑은 고딕"/>
+          <w:sz w:val="21"/>
+        </w:rPr>
+        <w:t xml:space="preserve">LOG_ARCHIVE_MAX_PROCESSES</w:t>
+      </w:r>
+      <w:r>
+        <w:rPr>
+          <w:rFonts w:ascii="맑은 고딕" w:hAnsi="맑은 고딕" w:eastAsia="맑은 고딕"/>
+          <w:sz w:val="21"/>
+        </w:rPr>
+        <w:t xml:space="preserve">가 4인 것은 1장에서 ARC0~ARC3 네 개를 확인한 것과 일치한다.</w:t>
       </w:r>
     </w:p>
     <w:tbl>
@@ -1964,7 +2284,22 @@
           <w:rFonts w:ascii="맑은 고딕" w:hAnsi="맑은 고딕" w:eastAsia="맑은 고딕"/>
           <w:sz w:val="21"/>
         </w:rPr>
-        <w:t>FRA 사용률이 1.49퍼센트다. 실습 환경은 만든 지 얼마 되지 않아 아카이브가 거의 쌓이지 않았다. 이 값이 100퍼센트에 도달하면 아카이브를 쓸 수 없어 **Primary가 멈춘다.** Data Guard 환경에서는 Standby가 아직 적용하지 않은 아카이브를 오라클이 지우지 않으므로, Standby가 오래 멈춰 있으면 FRA가 차오른다. Standby 장애가 Primary 정지로 이어지는 또 하나의 경로이며, Maximum Performance 모드에서도 발생할 수 있다.</w:t>
+        <w:t xml:space="preserve">FRA 사용률이 1.49퍼센트다. 실습 환경은 만든 지 얼마 되지 않아 아카이브가 거의 쌓이지 않았다. 이 값이 100퍼센트에 도달하면 아카이브를 쓸 수 없어 </w:t>
+      </w:r>
+      <w:r>
+        <w:rPr>
+          <w:rFonts w:ascii="맑은 고딕" w:hAnsi="맑은 고딕" w:eastAsia="맑은 고딕"/>
+          <w:b/>
+          <w:sz w:val="21"/>
+        </w:rPr>
+        <w:t xml:space="preserve">Primary가 멈춘다.</w:t>
+      </w:r>
+      <w:r>
+        <w:rPr>
+          <w:rFonts w:ascii="맑은 고딕" w:hAnsi="맑은 고딕" w:eastAsia="맑은 고딕"/>
+          <w:sz w:val="21"/>
+        </w:rPr>
+        <w:t xml:space="preserve"> Data Guard 환경에서는 Standby가 아직 적용하지 않은 아카이브를 오라클이 지우지 않으므로, Standby가 오래 멈춰 있으면 FRA가 차오른다. Standby 장애가 Primary 정지로 이어지는 또 하나의 경로이며, Maximum Performance 모드에서도 발생할 수 있다.</w:t>
       </w:r>
     </w:p>
     <w:p>
@@ -2152,9 +2487,17 @@
       <w:r>
         <w:rPr>
           <w:rFonts w:ascii="맑은 고딕" w:hAnsi="맑은 고딕" w:eastAsia="맑은 고딕"/>
+          <w:b/>
           <w:sz w:val="21"/>
         </w:rPr>
-        <w:t>**ORA-01126**이다. 2장에서 보호 모드를 올릴 때 만났던 바로 그 번호다. 그때는 문면과 실제 원인이 달랐지만 이번에는 문면 그대로다. 정말로 마운트 상태여야 한다. 같은 오류 번호가 상황에 따라 다른 의미를 갖는다는 것을 보여 주는 좋은 예다.</w:t>
+        <w:t xml:space="preserve">ORA-01126</w:t>
+      </w:r>
+      <w:r>
+        <w:rPr>
+          <w:rFonts w:ascii="맑은 고딕" w:hAnsi="맑은 고딕" w:eastAsia="맑은 고딕"/>
+          <w:sz w:val="21"/>
+        </w:rPr>
+        <w:t xml:space="preserve">이다. 2장에서 보호 모드를 올릴 때 만났던 바로 그 번호다. 그때는 문면과 실제 원인이 달랐지만 이번에는 문면 그대로다. 정말로 마운트 상태여야 한다. 같은 오류 번호가 상황에 따라 다른 의미를 갖는다는 것을 보여 주는 좋은 예다.</w:t>
       </w:r>
     </w:p>
     <w:p>
@@ -2188,7 +2531,35 @@
           <w:rFonts w:ascii="맑은 고딕" w:hAnsi="맑은 고딕" w:eastAsia="맑은 고딕"/>
           <w:sz w:val="21"/>
         </w:rPr>
-        <w:t>오라클은 일부 작업에서 리두 기록을 줄여 성능을 높이는 길을 제공한다. `CREATE TABLE ... NOLOGGING AS SELECT`, `INSERT /*+ APPEND */`, 인덱스 생성 등이 그렇다. 이 작업들은 데이터 블록을 직접 쓰고 리두는 최소한만 남긴다.</w:t>
+        <w:t xml:space="preserve">오라클은 일부 작업에서 리두 기록을 줄여 성능을 높이는 길을 제공한다. </w:t>
+      </w:r>
+      <w:r>
+        <w:rPr>
+          <w:rFonts w:ascii="Consolas" w:hAnsi="Consolas" w:eastAsia="맑은 고딕"/>
+          <w:sz w:val="21"/>
+        </w:rPr>
+        <w:t xml:space="preserve">CREATE TABLE ... NOLOGGING AS SELECT</w:t>
+      </w:r>
+      <w:r>
+        <w:rPr>
+          <w:rFonts w:ascii="맑은 고딕" w:hAnsi="맑은 고딕" w:eastAsia="맑은 고딕"/>
+          <w:sz w:val="21"/>
+        </w:rPr>
+        <w:t xml:space="preserve">, </w:t>
+      </w:r>
+      <w:r>
+        <w:rPr>
+          <w:rFonts w:ascii="Consolas" w:hAnsi="Consolas" w:eastAsia="맑은 고딕"/>
+          <w:sz w:val="21"/>
+        </w:rPr>
+        <w:t xml:space="preserve">INSERT /*+ APPEND */</w:t>
+      </w:r>
+      <w:r>
+        <w:rPr>
+          <w:rFonts w:ascii="맑은 고딕" w:hAnsi="맑은 고딕" w:eastAsia="맑은 고딕"/>
+          <w:sz w:val="21"/>
+        </w:rPr>
+        <w:t xml:space="preserve">, 인덱스 생성 등이 그렇다. 이 작업들은 데이터 블록을 직접 쓰고 리두는 최소한만 남긴다.</w:t>
       </w:r>
     </w:p>
     <w:p>
@@ -2206,7 +2577,22 @@
           <w:rFonts w:ascii="맑은 고딕" w:hAnsi="맑은 고딕" w:eastAsia="맑은 고딕"/>
           <w:sz w:val="21"/>
         </w:rPr>
-        <w:t>FORCE LOGGING은 이 구멍을 막는다. 데이터베이스 수준에서 켜 두면 NOLOGGING 지정이 **무시되고** 모든 변경이 리두에 기록된다.</w:t>
+        <w:t xml:space="preserve">FORCE LOGGING은 이 구멍을 막는다. 데이터베이스 수준에서 켜 두면 NOLOGGING 지정이 </w:t>
+      </w:r>
+      <w:r>
+        <w:rPr>
+          <w:rFonts w:ascii="맑은 고딕" w:hAnsi="맑은 고딕" w:eastAsia="맑은 고딕"/>
+          <w:b/>
+          <w:sz w:val="21"/>
+        </w:rPr>
+        <w:t xml:space="preserve">무시되고</w:t>
+      </w:r>
+      <w:r>
+        <w:rPr>
+          <w:rFonts w:ascii="맑은 고딕" w:hAnsi="맑은 고딕" w:eastAsia="맑은 고딕"/>
+          <w:sz w:val="21"/>
+        </w:rPr>
+        <w:t xml:space="preserve"> 모든 변경이 리두에 기록된다.</w:t>
       </w:r>
     </w:p>
     <w:p>
@@ -2223,7 +2609,35 @@
           <w:rFonts w:ascii="맑은 고딕" w:hAnsi="맑은 고딕" w:eastAsia="맑은 고딕"/>
           <w:sz w:val="21"/>
         </w:rPr>
-        <w:t>말로만 들으면 믿기 어렵다. 같은 작업을 세 가지 조건에서 실행하고 리두 발생량을 쟀다. 측정에는 `V$SYSSTAT`의 `redo size` 통계를 썼다.</w:t>
+        <w:t xml:space="preserve">말로만 들으면 믿기 어렵다. 같은 작업을 세 가지 조건에서 실행하고 리두 발생량을 쟀다. 측정에는 </w:t>
+      </w:r>
+      <w:r>
+        <w:rPr>
+          <w:rFonts w:ascii="Consolas" w:hAnsi="Consolas" w:eastAsia="맑은 고딕"/>
+          <w:sz w:val="21"/>
+        </w:rPr>
+        <w:t xml:space="preserve">V$SYSSTAT</w:t>
+      </w:r>
+      <w:r>
+        <w:rPr>
+          <w:rFonts w:ascii="맑은 고딕" w:hAnsi="맑은 고딕" w:eastAsia="맑은 고딕"/>
+          <w:sz w:val="21"/>
+        </w:rPr>
+        <w:t xml:space="preserve">의 </w:t>
+      </w:r>
+      <w:r>
+        <w:rPr>
+          <w:rFonts w:ascii="Consolas" w:hAnsi="Consolas" w:eastAsia="맑은 고딕"/>
+          <w:sz w:val="21"/>
+        </w:rPr>
+        <w:t xml:space="preserve">redo size</w:t>
+      </w:r>
+      <w:r>
+        <w:rPr>
+          <w:rFonts w:ascii="맑은 고딕" w:hAnsi="맑은 고딕" w:eastAsia="맑은 고딕"/>
+          <w:sz w:val="21"/>
+        </w:rPr>
+        <w:t xml:space="preserve"> 통계를 썼다.</w:t>
       </w:r>
     </w:p>
     <w:tbl>
@@ -2418,9 +2832,10 @@
       <w:r>
         <w:rPr>
           <w:rFonts w:ascii="맑은 고딕" w:hAnsi="맑은 고딕" w:eastAsia="맑은 고딕"/>
+          <w:b/>
           <w:sz w:val="21"/>
         </w:rPr>
-        <w:t>**조건 A — FORCE LOGGING = YES, NOLOGGING으로 생성**</w:t>
+        <w:t xml:space="preserve">조건 A — FORCE LOGGING = YES, NOLOGGING으로 생성</w:t>
       </w:r>
     </w:p>
     <w:tbl>
@@ -2641,9 +3056,10 @@
       <w:r>
         <w:rPr>
           <w:rFonts w:ascii="맑은 고딕" w:hAnsi="맑은 고딕" w:eastAsia="맑은 고딕"/>
+          <w:b/>
           <w:sz w:val="21"/>
         </w:rPr>
-        <w:t>**조건 B — FORCE LOGGING = YES, LOGGING으로 생성 (대조군)**</w:t>
+        <w:t xml:space="preserve">조건 B — FORCE LOGGING = YES, LOGGING으로 생성 (대조군)</w:t>
       </w:r>
     </w:p>
     <w:tbl>
@@ -2682,9 +3098,10 @@
       <w:r>
         <w:rPr>
           <w:rFonts w:ascii="맑은 고딕" w:hAnsi="맑은 고딕" w:eastAsia="맑은 고딕"/>
+          <w:b/>
           <w:sz w:val="21"/>
         </w:rPr>
-        <w:t>**조건 C — FORCE LOGGING = NO, NOLOGGING으로 생성**</w:t>
+        <w:t xml:space="preserve">조건 C — FORCE LOGGING = NO, NOLOGGING으로 생성</w:t>
       </w:r>
     </w:p>
     <w:tbl>
@@ -3162,18 +3579,49 @@
       <w:r>
         <w:rPr>
           <w:rFonts w:ascii="맑은 고딕" w:hAnsi="맑은 고딕" w:eastAsia="맑은 고딕"/>
+          <w:b/>
           <w:sz w:val="21"/>
         </w:rPr>
-        <w:t>**A와 B가 사실상 같다.** 차이는 43,852바이트, 약 0.9퍼센트에 불과하다. FORCE LOGGING이 켜져 있으면 NOLOGGING을 지정하든 하지 않든 리두가 똑같이 발생한다는 뜻이다. 지정이 무시된 것이다.</w:t>
+        <w:t xml:space="preserve">A와 B가 사실상 같다.</w:t>
+      </w:r>
+      <w:r>
+        <w:rPr>
+          <w:rFonts w:ascii="맑은 고딕" w:hAnsi="맑은 고딕" w:eastAsia="맑은 고딕"/>
+          <w:sz w:val="21"/>
+        </w:rPr>
+        <w:t xml:space="preserve"> 차이는 43,852바이트, 약 0.9퍼센트에 불과하다. FORCE LOGGING이 켜져 있으면 NOLOGGING을 지정하든 하지 않든 리두가 똑같이 발생한다는 뜻이다. 지정이 무시된 것이다.</w:t>
       </w:r>
     </w:p>
     <w:p>
       <w:r>
         <w:rPr>
           <w:rFonts w:ascii="맑은 고딕" w:hAnsi="맑은 고딕" w:eastAsia="맑은 고딕"/>
+          <w:b/>
           <w:sz w:val="21"/>
         </w:rPr>
-        <w:t>**C는 A의 44분의 1이다.** 4,737,636 나누기 106,456은 약 44.5다. 세그먼트 크기는 세 경우 모두 5MB로 같은데 리두만 44배 차이가 난다. 이것이 NOLOGGING이 실제로 동작했을 때의 모습이며, 동시에 **Standby에 5MB짜리 구멍이 생겼다는 뜻**이기도 하다.</w:t>
+        <w:t xml:space="preserve">C는 A의 44분의 1이다.</w:t>
+      </w:r>
+      <w:r>
+        <w:rPr>
+          <w:rFonts w:ascii="맑은 고딕" w:hAnsi="맑은 고딕" w:eastAsia="맑은 고딕"/>
+          <w:sz w:val="21"/>
+        </w:rPr>
+        <w:t xml:space="preserve"> 4,737,636 나누기 106,456은 약 44.5다. 세그먼트 크기는 세 경우 모두 5MB로 같은데 리두만 44배 차이가 난다. 이것이 NOLOGGING이 실제로 동작했을 때의 모습이며, 동시에 </w:t>
+      </w:r>
+      <w:r>
+        <w:rPr>
+          <w:rFonts w:ascii="맑은 고딕" w:hAnsi="맑은 고딕" w:eastAsia="맑은 고딕"/>
+          <w:b/>
+          <w:sz w:val="21"/>
+        </w:rPr>
+        <w:t xml:space="preserve">Standby에 5MB짜리 구멍이 생겼다는 뜻</w:t>
+      </w:r>
+      <w:r>
+        <w:rPr>
+          <w:rFonts w:ascii="맑은 고딕" w:hAnsi="맑은 고딕" w:eastAsia="맑은 고딕"/>
+          <w:sz w:val="21"/>
+        </w:rPr>
+        <w:t xml:space="preserve">이기도 하다.</w:t>
       </w:r>
     </w:p>
     <w:p>
@@ -3306,10 +3754,17 @@
     <w:p>
       <w:r>
         <w:rPr>
+          <w:rFonts w:ascii="Consolas" w:hAnsi="Consolas" w:eastAsia="맑은 고딕"/>
+          <w:sz w:val="21"/>
+        </w:rPr>
+        <w:t xml:space="preserve">UNRECOVERABLE_CHANGE#</w:t>
+      </w:r>
+      <w:r>
+        <w:rPr>
           <w:rFonts w:ascii="맑은 고딕" w:hAnsi="맑은 고딕" w:eastAsia="맑은 고딕"/>
           <w:sz w:val="21"/>
         </w:rPr>
-        <w:t>`UNRECOVERABLE_CHANGE#`는 "이 데이터 파일에서 리두 없이 변경된 마지막 SCN"이다. 값이 0보다 크다는 것은 그 파일에 복구 불가능한 변경이 있었다는 뜻이며, Standby 쪽에서는 그 시점 이후의 해당 블록을 신뢰할 수 없다.</w:t>
+        <w:t xml:space="preserve">는 "이 데이터 파일에서 리두 없이 변경된 마지막 SCN"이다. 값이 0보다 크다는 것은 그 파일에 복구 불가능한 변경이 있었다는 뜻이며, Standby 쪽에서는 그 시점 이후의 해당 블록을 신뢰할 수 없다.</w:t>
       </w:r>
     </w:p>
     <w:p>
@@ -3499,19 +3954,21 @@
                 <w:rFonts w:ascii="맑은 고딕" w:hAnsi="맑은 고딕" w:eastAsia="맑은 고딕"/>
                 <w:sz w:val="20"/>
               </w:rPr>
-              <w:t>확인: `SELECT force_logging FROM v$database;` 결과가 YES다. NOLOGGING 지정이 무시되고 있다.</w:t>
-            </w:r>
-          </w:p>
-          <w:p>
-            <w:pPr>
-              <w:spacing w:after="20"/>
-            </w:pPr>
+              <w:t xml:space="preserve">확인: </w:t>
+            </w:r>
+            <w:r>
+              <w:rPr>
+                <w:rFonts w:ascii="Consolas" w:hAnsi="Consolas" w:eastAsia="맑은 고딕"/>
+                <w:sz w:val="20"/>
+              </w:rPr>
+              <w:t xml:space="preserve">SELECT force_logging FROM v$database;</w:t>
+            </w:r>
             <w:r>
               <w:rPr>
                 <w:rFonts w:ascii="맑은 고딕" w:hAnsi="맑은 고딕" w:eastAsia="맑은 고딕"/>
                 <w:sz w:val="20"/>
               </w:rPr>
-              <w:t>설명: 이 장의 실측이 그대로 답이다. FORCE LOGGING이 켜져 있으면 NOLOGGING은 효력이 없고, 리두가 44배 더 발생한다. 배치가 느려진 것은 당연한 결과다.</w:t>
+              <w:t xml:space="preserve"> 결과가 YES다. NOLOGGING 지정이 무시되고 있다.</w:t>
             </w:r>
           </w:p>
           <w:p>
@@ -3523,7 +3980,33 @@
                 <w:rFonts w:ascii="맑은 고딕" w:hAnsi="맑은 고딕" w:eastAsia="맑은 고딕"/>
                 <w:sz w:val="20"/>
               </w:rPr>
-              <w:t>판단: 그렇다고 FORCE LOGGING을 끄면 Standby에 구멍이 생긴다. 선택지는 셋이다. ① 그대로 감수한다. ② 19c의 `STANDBY NOLOGGING FOR DATA AVAILABILITY`를 검토한다(4.6절). ③ 해당 테이블스페이스만 예외로 두고, 적재 후 Standby를 재구축하거나 해당 파일만 복구한다.</w:t>
+              <w:t>설명: 이 장의 실측이 그대로 답이다. FORCE LOGGING이 켜져 있으면 NOLOGGING은 효력이 없고, 리두가 44배 더 발생한다. 배치가 느려진 것은 당연한 결과다.</w:t>
+            </w:r>
+          </w:p>
+          <w:p>
+            <w:pPr>
+              <w:spacing w:after="20"/>
+            </w:pPr>
+            <w:r>
+              <w:rPr>
+                <w:rFonts w:ascii="맑은 고딕" w:hAnsi="맑은 고딕" w:eastAsia="맑은 고딕"/>
+                <w:sz w:val="20"/>
+              </w:rPr>
+              <w:t xml:space="preserve">판단: 그렇다고 FORCE LOGGING을 끄면 Standby에 구멍이 생긴다. 선택지는 셋이다. ① 그대로 감수한다. ② 19c의 </w:t>
+            </w:r>
+            <w:r>
+              <w:rPr>
+                <w:rFonts w:ascii="Consolas" w:hAnsi="Consolas" w:eastAsia="맑은 고딕"/>
+                <w:sz w:val="20"/>
+              </w:rPr>
+              <w:t xml:space="preserve">STANDBY NOLOGGING FOR DATA AVAILABILITY</w:t>
+            </w:r>
+            <w:r>
+              <w:rPr>
+                <w:rFonts w:ascii="맑은 고딕" w:hAnsi="맑은 고딕" w:eastAsia="맑은 고딕"/>
+                <w:sz w:val="20"/>
+              </w:rPr>
+              <w:t xml:space="preserve">를 검토한다(4.6절). ③ 해당 테이블스페이스만 예외로 두고, 적재 후 Standby를 재구축하거나 해당 파일만 복구한다.</w:t>
             </w:r>
           </w:p>
           <w:p>
@@ -3831,7 +4314,36 @@
           <w:rFonts w:ascii="맑은 고딕" w:hAnsi="맑은 고딕" w:eastAsia="맑은 고딕"/>
           <w:sz w:val="21"/>
         </w:rPr>
-        <w:t>두 수준의 관계는 다음과 같다. **데이터베이스 수준이 우선한다.** 데이터베이스가 FORCE LOGGING이면 테이블스페이스가 NO여도 리두가 남는다. 실측 조건 A가 정확히 이 상황이었다. DGDEMO 테이블스페이스는 `FORCE_LOGGING`이 NO였는데도 리두가 4.52MB 발생했다.</w:t>
+        <w:t xml:space="preserve">두 수준의 관계는 다음과 같다. </w:t>
+      </w:r>
+      <w:r>
+        <w:rPr>
+          <w:rFonts w:ascii="맑은 고딕" w:hAnsi="맑은 고딕" w:eastAsia="맑은 고딕"/>
+          <w:b/>
+          <w:sz w:val="21"/>
+        </w:rPr>
+        <w:t xml:space="preserve">데이터베이스 수준이 우선한다.</w:t>
+      </w:r>
+      <w:r>
+        <w:rPr>
+          <w:rFonts w:ascii="맑은 고딕" w:hAnsi="맑은 고딕" w:eastAsia="맑은 고딕"/>
+          <w:sz w:val="21"/>
+        </w:rPr>
+        <w:t xml:space="preserve"> 데이터베이스가 FORCE LOGGING이면 테이블스페이스가 NO여도 리두가 남는다. 실측 조건 A가 정확히 이 상황이었다. DGDEMO 테이블스페이스는 </w:t>
+      </w:r>
+      <w:r>
+        <w:rPr>
+          <w:rFonts w:ascii="Consolas" w:hAnsi="Consolas" w:eastAsia="맑은 고딕"/>
+          <w:sz w:val="21"/>
+        </w:rPr>
+        <w:t xml:space="preserve">FORCE_LOGGING</w:t>
+      </w:r>
+      <w:r>
+        <w:rPr>
+          <w:rFonts w:ascii="맑은 고딕" w:hAnsi="맑은 고딕" w:eastAsia="맑은 고딕"/>
+          <w:sz w:val="21"/>
+        </w:rPr>
+        <w:t xml:space="preserve">이 NO였는데도 리두가 4.52MB 발생했다.</w:t>
       </w:r>
     </w:p>
     <w:p>
@@ -3877,19 +4389,22 @@
                 <w:rFonts w:ascii="맑은 고딕" w:hAnsi="맑은 고딕" w:eastAsia="맑은 고딕"/>
                 <w:sz w:val="20"/>
               </w:rPr>
-              <w:t>· Data Guard 구성에서는 **데이터베이스 수준 FORCE LOGGING을 반드시 켠다.** 이것이 기본이다.</w:t>
-            </w:r>
-          </w:p>
-          <w:p>
-            <w:pPr>
-              <w:spacing w:after="20"/>
-            </w:pPr>
+              <w:t xml:space="preserve">· Data Guard 구성에서는 </w:t>
+            </w:r>
+            <w:r>
+              <w:rPr>
+                <w:rFonts w:ascii="맑은 고딕" w:hAnsi="맑은 고딕" w:eastAsia="맑은 고딕"/>
+                <w:b/>
+                <w:sz w:val="20"/>
+              </w:rPr>
+              <w:t xml:space="preserve">데이터베이스 수준 FORCE LOGGING을 반드시 켠다.</w:t>
+            </w:r>
             <w:r>
               <w:rPr>
                 <w:rFonts w:ascii="맑은 고딕" w:hAnsi="맑은 고딕" w:eastAsia="맑은 고딕"/>
                 <w:sz w:val="20"/>
               </w:rPr>
-              <w:t>· 끄는 것은 예외적인 결정이며, 끈 동안 생성된 블록은 Standby에서 복구할 수 없다.</w:t>
+              <w:t xml:space="preserve"> 이것이 기본이다.</w:t>
             </w:r>
           </w:p>
           <w:p>
@@ -3901,7 +4416,7 @@
                 <w:rFonts w:ascii="맑은 고딕" w:hAnsi="맑은 고딕" w:eastAsia="맑은 고딕"/>
                 <w:sz w:val="20"/>
               </w:rPr>
-              <w:t>· 부득이 껐다면 그 구간이 끝난 뒤 해당 데이터 파일을 Standby에서 복구하거나 Standby를 재구축한다.</w:t>
+              <w:t>· 끄는 것은 예외적인 결정이며, 끈 동안 생성된 블록은 Standby에서 복구할 수 없다.</w:t>
             </w:r>
           </w:p>
           <w:p>
@@ -3913,7 +4428,7 @@
                 <w:rFonts w:ascii="맑은 고딕" w:hAnsi="맑은 고딕" w:eastAsia="맑은 고딕"/>
                 <w:sz w:val="20"/>
               </w:rPr>
-              <w:t>· `V$DATAFILE.UNRECOVERABLE_CHANGE#`를 정기 점검한다. 0이 아니면 어딘가에서 구멍이 생겼다는 뜻이다.</w:t>
+              <w:t>· 부득이 껐다면 그 구간이 끝난 뒤 해당 데이터 파일을 Standby에서 복구하거나 Standby를 재구축한다.</w:t>
             </w:r>
           </w:p>
           <w:p>
@@ -3925,7 +4440,47 @@
                 <w:rFonts w:ascii="맑은 고딕" w:hAnsi="맑은 고딕" w:eastAsia="맑은 고딕"/>
                 <w:sz w:val="20"/>
               </w:rPr>
-              <w:t>· 성능 문제로 요청이 오면 19c의 `STANDBY NOLOGGING` 모드를 먼저 검토한다(4.6절). 무작정 끄는 것보다 낫다.</w:t>
+              <w:t xml:space="preserve">· </w:t>
+            </w:r>
+            <w:r>
+              <w:rPr>
+                <w:rFonts w:ascii="Consolas" w:hAnsi="Consolas" w:eastAsia="맑은 고딕"/>
+                <w:sz w:val="20"/>
+              </w:rPr>
+              <w:t xml:space="preserve">V$DATAFILE.UNRECOVERABLE_CHANGE#</w:t>
+            </w:r>
+            <w:r>
+              <w:rPr>
+                <w:rFonts w:ascii="맑은 고딕" w:hAnsi="맑은 고딕" w:eastAsia="맑은 고딕"/>
+                <w:sz w:val="20"/>
+              </w:rPr>
+              <w:t xml:space="preserve">를 정기 점검한다. 0이 아니면 어딘가에서 구멍이 생겼다는 뜻이다.</w:t>
+            </w:r>
+          </w:p>
+          <w:p>
+            <w:pPr>
+              <w:spacing w:after="20"/>
+            </w:pPr>
+            <w:r>
+              <w:rPr>
+                <w:rFonts w:ascii="맑은 고딕" w:hAnsi="맑은 고딕" w:eastAsia="맑은 고딕"/>
+                <w:sz w:val="20"/>
+              </w:rPr>
+              <w:t xml:space="preserve">· 성능 문제로 요청이 오면 19c의 </w:t>
+            </w:r>
+            <w:r>
+              <w:rPr>
+                <w:rFonts w:ascii="Consolas" w:hAnsi="Consolas" w:eastAsia="맑은 고딕"/>
+                <w:sz w:val="20"/>
+              </w:rPr>
+              <w:t xml:space="preserve">STANDBY NOLOGGING</w:t>
+            </w:r>
+            <w:r>
+              <w:rPr>
+                <w:rFonts w:ascii="맑은 고딕" w:hAnsi="맑은 고딕" w:eastAsia="맑은 고딕"/>
+                <w:sz w:val="20"/>
+              </w:rPr>
+              <w:t xml:space="preserve"> 모드를 먼저 검토한다(4.6절). 무작정 끄는 것보다 낫다.</w:t>
             </w:r>
           </w:p>
           <w:p>
@@ -3975,7 +4530,37 @@
           <w:rFonts w:ascii="맑은 고딕" w:hAnsi="맑은 고딕" w:eastAsia="맑은 고딕"/>
           <w:sz w:val="21"/>
         </w:rPr>
-        <w:t>산정 규칙은 둘이다. **개수는 온라인 리두 로그 그룹 수 + 1 이상**, **크기는 온라인 리두와 정확히 같아야** 한다. 개수 규칙의 근거는 단순하다. 하나가 아카이브되는 동안 다른 하나가 계속 받아야 하기 때문이다. 실습 환경의 온라인 리두를 확인해 보자.</w:t>
+        <w:t xml:space="preserve">산정 규칙은 둘이다. </w:t>
+      </w:r>
+      <w:r>
+        <w:rPr>
+          <w:rFonts w:ascii="맑은 고딕" w:hAnsi="맑은 고딕" w:eastAsia="맑은 고딕"/>
+          <w:b/>
+          <w:sz w:val="21"/>
+        </w:rPr>
+        <w:t xml:space="preserve">개수는 온라인 리두 로그 그룹 수 + 1 이상</w:t>
+      </w:r>
+      <w:r>
+        <w:rPr>
+          <w:rFonts w:ascii="맑은 고딕" w:hAnsi="맑은 고딕" w:eastAsia="맑은 고딕"/>
+          <w:sz w:val="21"/>
+        </w:rPr>
+        <w:t xml:space="preserve">, </w:t>
+      </w:r>
+      <w:r>
+        <w:rPr>
+          <w:rFonts w:ascii="맑은 고딕" w:hAnsi="맑은 고딕" w:eastAsia="맑은 고딕"/>
+          <w:b/>
+          <w:sz w:val="21"/>
+        </w:rPr>
+        <w:t xml:space="preserve">크기는 온라인 리두와 정확히 같아야</w:t>
+      </w:r>
+      <w:r>
+        <w:rPr>
+          <w:rFonts w:ascii="맑은 고딕" w:hAnsi="맑은 고딕" w:eastAsia="맑은 고딕"/>
+          <w:sz w:val="21"/>
+        </w:rPr>
+        <w:t xml:space="preserve"> 한다. 개수 규칙의 근거는 단순하다. 하나가 아카이브되는 동안 다른 하나가 계속 받아야 하기 때문이다. 실습 환경의 온라인 리두를 확인해 보자.</w:t>
       </w:r>
     </w:p>
     <w:tbl>
@@ -4223,10 +4808,31 @@
     <w:p>
       <w:r>
         <w:rPr>
+          <w:rFonts w:ascii="Consolas" w:hAnsi="Consolas" w:eastAsia="맑은 고딕"/>
+          <w:sz w:val="21"/>
+        </w:rPr>
+        <w:t xml:space="preserve">THREAD 1</w:t>
+      </w:r>
+      <w:r>
+        <w:rPr>
           <w:rFonts w:ascii="맑은 고딕" w:hAnsi="맑은 고딕" w:eastAsia="맑은 고딕"/>
           <w:sz w:val="21"/>
         </w:rPr>
-        <w:t>`THREAD 1`은 RAC가 아닌 단일 인스턴스이므로 1이다. RAC라면 각 스레드마다 별도로 만들어야 한다. `REUSE`는 같은 이름의 파일이 이미 있으면 덮어쓰라는 뜻이다. 그룹 번호는 온라인 리두와 겹치지 않게 4부터 시작했다.</w:t>
+        <w:t xml:space="preserve">은 RAC가 아닌 단일 인스턴스이므로 1이다. RAC라면 각 스레드마다 별도로 만들어야 한다. </w:t>
+      </w:r>
+      <w:r>
+        <w:rPr>
+          <w:rFonts w:ascii="Consolas" w:hAnsi="Consolas" w:eastAsia="맑은 고딕"/>
+          <w:sz w:val="21"/>
+        </w:rPr>
+        <w:t xml:space="preserve">REUSE</w:t>
+      </w:r>
+      <w:r>
+        <w:rPr>
+          <w:rFonts w:ascii="맑은 고딕" w:hAnsi="맑은 고딕" w:eastAsia="맑은 고딕"/>
+          <w:sz w:val="21"/>
+        </w:rPr>
+        <w:t xml:space="preserve">는 같은 이름의 파일이 이미 있으면 덮어쓰라는 뜻이다. 그룹 번호는 온라인 리두와 겹치지 않게 4부터 시작했다.</w:t>
       </w:r>
     </w:p>
     <w:tbl>
@@ -4529,7 +5135,21 @@
           <w:rFonts w:ascii="맑은 고딕" w:hAnsi="맑은 고딕" w:eastAsia="맑은 고딕"/>
           <w:sz w:val="21"/>
         </w:rPr>
-        <w:t>group 4가 ACTIVE로 시퀀스 50을 받고 있다. `ARCHIVED` 열은 그 SRL의 내용이 아카이브됐는지를 나타낸다.</w:t>
+        <w:t xml:space="preserve">group 4가 ACTIVE로 시퀀스 50을 받고 있다. </w:t>
+      </w:r>
+      <w:r>
+        <w:rPr>
+          <w:rFonts w:ascii="Consolas" w:hAnsi="Consolas" w:eastAsia="맑은 고딕"/>
+          <w:sz w:val="21"/>
+        </w:rPr>
+        <w:t xml:space="preserve">ARCHIVED</w:t>
+      </w:r>
+      <w:r>
+        <w:rPr>
+          <w:rFonts w:ascii="맑은 고딕" w:hAnsi="맑은 고딕" w:eastAsia="맑은 고딕"/>
+          <w:sz w:val="21"/>
+        </w:rPr>
+        <w:t xml:space="preserve"> 열은 그 SRL의 내용이 아카이브됐는지를 나타낸다.</w:t>
       </w:r>
     </w:p>
     <w:p>
@@ -4754,9 +5374,32 @@
       <w:r>
         <w:rPr>
           <w:rFonts w:ascii="맑은 고딕" w:hAnsi="맑은 고딕" w:eastAsia="맑은 고딕"/>
+          <w:b/>
           <w:sz w:val="21"/>
         </w:rPr>
-        <w:t>**오류 없이 만들어졌다.** 이것이 중요한 관찰이다. 오라클은 크기가 맞지 않는 SRL의 생성을 막지 않는다. 다만 리두를 받을 때 그 SRL을 **쓰지 않고 건너뛴다.** 즉 만들어 두었는데도 실제로는 없는 것과 같다.</w:t>
+        <w:t xml:space="preserve">오류 없이 만들어졌다.</w:t>
+      </w:r>
+      <w:r>
+        <w:rPr>
+          <w:rFonts w:ascii="맑은 고딕" w:hAnsi="맑은 고딕" w:eastAsia="맑은 고딕"/>
+          <w:sz w:val="21"/>
+        </w:rPr>
+        <w:t xml:space="preserve"> 이것이 중요한 관찰이다. 오라클은 크기가 맞지 않는 SRL의 생성을 막지 않는다. 다만 리두를 받을 때 그 SRL을 </w:t>
+      </w:r>
+      <w:r>
+        <w:rPr>
+          <w:rFonts w:ascii="맑은 고딕" w:hAnsi="맑은 고딕" w:eastAsia="맑은 고딕"/>
+          <w:b/>
+          <w:sz w:val="21"/>
+        </w:rPr>
+        <w:t xml:space="preserve">쓰지 않고 건너뛴다.</w:t>
+      </w:r>
+      <w:r>
+        <w:rPr>
+          <w:rFonts w:ascii="맑은 고딕" w:hAnsi="맑은 고딕" w:eastAsia="맑은 고딕"/>
+          <w:sz w:val="21"/>
+        </w:rPr>
+        <w:t xml:space="preserve"> 즉 만들어 두었는데도 실제로는 없는 것과 같다.</w:t>
       </w:r>
     </w:p>
     <w:p>
@@ -4765,7 +5408,21 @@
           <w:rFonts w:ascii="맑은 고딕" w:hAnsi="맑은 고딕" w:eastAsia="맑은 고딕"/>
           <w:sz w:val="21"/>
         </w:rPr>
-        <w:t>증상이 조용하다는 점에서 3장의 `VALID_FOR` 오설정과 성격이 같다. 명령은 성공하고 조회하면 목록에 보이지만 동작하지 않는다. SRL을 만든 뒤에는 반드시 크기를 대조해야 하는 이유다.</w:t>
+        <w:t xml:space="preserve">증상이 조용하다는 점에서 3장의 </w:t>
+      </w:r>
+      <w:r>
+        <w:rPr>
+          <w:rFonts w:ascii="Consolas" w:hAnsi="Consolas" w:eastAsia="맑은 고딕"/>
+          <w:sz w:val="21"/>
+        </w:rPr>
+        <w:t xml:space="preserve">VALID_FOR</w:t>
+      </w:r>
+      <w:r>
+        <w:rPr>
+          <w:rFonts w:ascii="맑은 고딕" w:hAnsi="맑은 고딕" w:eastAsia="맑은 고딕"/>
+          <w:sz w:val="21"/>
+        </w:rPr>
+        <w:t xml:space="preserve"> 오설정과 성격이 같다. 명령은 성공하고 조회하면 목록에 보이지만 동작하지 않는다. SRL을 만든 뒤에는 반드시 크기를 대조해야 하는 이유다.</w:t>
       </w:r>
     </w:p>
     <w:p>
@@ -4984,7 +5641,22 @@
           <w:rFonts w:ascii="맑은 고딕" w:hAnsi="맑은 고딕" w:eastAsia="맑은 고딕"/>
           <w:sz w:val="21"/>
         </w:rPr>
-        <w:t>딕셔너리에서는 사라졌지만 **파일은 디스크에 남아 있다.** 오라클이 자동으로 지우지 않기 때문이다(OMF를 쓰면 다르다). 운영체제 명령으로 직접 지워야 하며, 남겨 두면 나중에 같은 이름으로 만들려 할 때 혼란을 준다.</w:t>
+        <w:t xml:space="preserve">딕셔너리에서는 사라졌지만 </w:t>
+      </w:r>
+      <w:r>
+        <w:rPr>
+          <w:rFonts w:ascii="맑은 고딕" w:hAnsi="맑은 고딕" w:eastAsia="맑은 고딕"/>
+          <w:b/>
+          <w:sz w:val="21"/>
+        </w:rPr>
+        <w:t xml:space="preserve">파일은 디스크에 남아 있다.</w:t>
+      </w:r>
+      <w:r>
+        <w:rPr>
+          <w:rFonts w:ascii="맑은 고딕" w:hAnsi="맑은 고딕" w:eastAsia="맑은 고딕"/>
+          <w:sz w:val="21"/>
+        </w:rPr>
+        <w:t xml:space="preserve"> 오라클이 자동으로 지우지 않기 때문이다(OMF를 쓰면 다르다). 운영체제 명령으로 직접 지워야 하며, 남겨 두면 나중에 같은 이름으로 만들려 할 때 혼란을 준다.</w:t>
       </w:r>
     </w:p>
     <w:p>
@@ -5144,9 +5816,17 @@
       <w:r>
         <w:rPr>
           <w:rFonts w:ascii="맑은 고딕" w:hAnsi="맑은 고딕" w:eastAsia="맑은 고딕"/>
+          <w:b/>
           <w:sz w:val="21"/>
         </w:rPr>
-        <w:t>**ORA-00261**은 "이 로그가 아카이브되거나 변경되는 중"이라는 뜻이다. MRP를 멈췄는데도 이 오류가 난 것은 SRL의 상태가 아직 ACTIVE였기 때문이다. 앞서 조회에서 group 4가 ACTIVE였던 것이 그대로 걸렸다.</w:t>
+        <w:t xml:space="preserve">ORA-00261</w:t>
+      </w:r>
+      <w:r>
+        <w:rPr>
+          <w:rFonts w:ascii="맑은 고딕" w:hAnsi="맑은 고딕" w:eastAsia="맑은 고딕"/>
+          <w:sz w:val="21"/>
+        </w:rPr>
+        <w:t xml:space="preserve">은 "이 로그가 아카이브되거나 변경되는 중"이라는 뜻이다. MRP를 멈췄는데도 이 오류가 난 것은 SRL의 상태가 아직 ACTIVE였기 때문이다. 앞서 조회에서 group 4가 ACTIVE였던 것이 그대로 걸렸다.</w:t>
       </w:r>
     </w:p>
     <w:p>
@@ -5417,9 +6097,45 @@
       <w:r>
         <w:rPr>
           <w:rFonts w:ascii="맑은 고딕" w:hAnsi="맑은 고딕" w:eastAsia="맑은 고딕"/>
+          <w:b/>
           <w:sz w:val="21"/>
         </w:rPr>
-        <w:t>**ORA-01153**은 "다른 종류의 미디어 복구가 이미 돌고 있다"는 뜻이다. 실시간 적용(`USING CURRENT LOGFILE`)이 이미 시작됐는데 일반 적용을 또 시작하려 했기 때문이다. 적용 방식을 바꾸려면 먼저 `CANCEL`로 멈춰야 한다. 흔히 하는 실수이므로 기억해 둘 만하다.</w:t>
+        <w:t xml:space="preserve">ORA-01153</w:t>
+      </w:r>
+      <w:r>
+        <w:rPr>
+          <w:rFonts w:ascii="맑은 고딕" w:hAnsi="맑은 고딕" w:eastAsia="맑은 고딕"/>
+          <w:sz w:val="21"/>
+        </w:rPr>
+        <w:t xml:space="preserve">은 "다른 종류의 미디어 복구가 이미 돌고 있다"는 뜻이다. 실시간 적용(</w:t>
+      </w:r>
+      <w:r>
+        <w:rPr>
+          <w:rFonts w:ascii="Consolas" w:hAnsi="Consolas" w:eastAsia="맑은 고딕"/>
+          <w:sz w:val="21"/>
+        </w:rPr>
+        <w:t xml:space="preserve">USING CURRENT LOGFILE</w:t>
+      </w:r>
+      <w:r>
+        <w:rPr>
+          <w:rFonts w:ascii="맑은 고딕" w:hAnsi="맑은 고딕" w:eastAsia="맑은 고딕"/>
+          <w:sz w:val="21"/>
+        </w:rPr>
+        <w:t xml:space="preserve">)이 이미 시작됐는데 일반 적용을 또 시작하려 했기 때문이다. 적용 방식을 바꾸려면 먼저 </w:t>
+      </w:r>
+      <w:r>
+        <w:rPr>
+          <w:rFonts w:ascii="Consolas" w:hAnsi="Consolas" w:eastAsia="맑은 고딕"/>
+          <w:sz w:val="21"/>
+        </w:rPr>
+        <w:t xml:space="preserve">CANCEL</w:t>
+      </w:r>
+      <w:r>
+        <w:rPr>
+          <w:rFonts w:ascii="맑은 고딕" w:hAnsi="맑은 고딕" w:eastAsia="맑은 고딕"/>
+          <w:sz w:val="21"/>
+        </w:rPr>
+        <w:t xml:space="preserve">로 멈춰야 한다. 흔히 하는 실수이므로 기억해 둘 만하다.</w:t>
       </w:r>
     </w:p>
     <w:p>
@@ -5573,7 +6289,22 @@
           <w:rFonts w:ascii="맑은 고딕" w:hAnsi="맑은 고딕" w:eastAsia="맑은 고딕"/>
           <w:sz w:val="21"/>
         </w:rPr>
-        <w:t>group 4가 남아 있으므로 **ORA-01184**가 났고, 그 때문에 5·6·7도 추가되지 않았다. 복구할 때는 그룹별로 나누어 실행하는 편이 안전하다.</w:t>
+        <w:t xml:space="preserve">group 4가 남아 있으므로 </w:t>
+      </w:r>
+      <w:r>
+        <w:rPr>
+          <w:rFonts w:ascii="맑은 고딕" w:hAnsi="맑은 고딕" w:eastAsia="맑은 고딕"/>
+          <w:b/>
+          <w:sz w:val="21"/>
+        </w:rPr>
+        <w:t xml:space="preserve">ORA-01184</w:t>
+      </w:r>
+      <w:r>
+        <w:rPr>
+          <w:rFonts w:ascii="맑은 고딕" w:hAnsi="맑은 고딕" w:eastAsia="맑은 고딕"/>
+          <w:sz w:val="21"/>
+        </w:rPr>
+        <w:t xml:space="preserve">가 났고, 그 때문에 5·6·7도 추가되지 않았다. 복구할 때는 그룹별로 나누어 실행하는 편이 안전하다.</w:t>
       </w:r>
     </w:p>
     <w:tbl>
@@ -5668,7 +6399,21 @@
                 <w:rFonts w:ascii="맑은 고딕" w:hAnsi="맑은 고딕" w:eastAsia="맑은 고딕"/>
                 <w:sz w:val="20"/>
               </w:rPr>
-              <w:t>· SRL을 지우거나 추가하기 전에 MRP를 멈춘다(`RECOVER MANAGED STANDBY DATABASE CANCEL`).</w:t>
+              <w:t xml:space="preserve">· SRL을 지우거나 추가하기 전에 MRP를 멈춘다(</w:t>
+            </w:r>
+            <w:r>
+              <w:rPr>
+                <w:rFonts w:ascii="Consolas" w:hAnsi="Consolas" w:eastAsia="맑은 고딕"/>
+                <w:sz w:val="20"/>
+              </w:rPr>
+              <w:t xml:space="preserve">RECOVER MANAGED STANDBY DATABASE CANCEL</w:t>
+            </w:r>
+            <w:r>
+              <w:rPr>
+                <w:rFonts w:ascii="맑은 고딕" w:hAnsi="맑은 고딕" w:eastAsia="맑은 고딕"/>
+                <w:sz w:val="20"/>
+              </w:rPr>
+              <w:t xml:space="preserve">).</w:t>
             </w:r>
           </w:p>
           <w:p>
@@ -5756,18 +6501,34 @@
       <w:r>
         <w:rPr>
           <w:rFonts w:ascii="맑은 고딕" w:hAnsi="맑은 고딕" w:eastAsia="맑은 고딕"/>
+          <w:b/>
           <w:sz w:val="21"/>
         </w:rPr>
-        <w:t>**첫째, 온라인 리두를 바꾸면 SRL도 바꿔야 한다.** 온라인 리두 그룹을 추가하면 SRL도 하나 늘려야 규칙(그룹 수 + 1)이 유지된다. 온라인 리두 크기를 키웠다면 SRL도 같은 크기로 다시 만들어야 한다. 크기가 어긋난 SRL은 조용히 무시되므로, 온라인 리두를 200MB에서 500MB로 키운 뒤 SRL을 그대로 두면 실시간 적용이 멈춘 것처럼 보인다. 8장에서 이 상황을 다시 다룬다.</w:t>
+        <w:t xml:space="preserve">첫째, 온라인 리두를 바꾸면 SRL도 바꿔야 한다.</w:t>
+      </w:r>
+      <w:r>
+        <w:rPr>
+          <w:rFonts w:ascii="맑은 고딕" w:hAnsi="맑은 고딕" w:eastAsia="맑은 고딕"/>
+          <w:sz w:val="21"/>
+        </w:rPr>
+        <w:t xml:space="preserve"> 온라인 리두 그룹을 추가하면 SRL도 하나 늘려야 규칙(그룹 수 + 1)이 유지된다. 온라인 리두 크기를 키웠다면 SRL도 같은 크기로 다시 만들어야 한다. 크기가 어긋난 SRL은 조용히 무시되므로, 온라인 리두를 200MB에서 500MB로 키운 뒤 SRL을 그대로 두면 실시간 적용이 멈춘 것처럼 보인다. 8장에서 이 상황을 다시 다룬다.</w:t>
       </w:r>
     </w:p>
     <w:p>
       <w:r>
         <w:rPr>
           <w:rFonts w:ascii="맑은 고딕" w:hAnsi="맑은 고딕" w:eastAsia="맑은 고딕"/>
+          <w:b/>
           <w:sz w:val="21"/>
         </w:rPr>
-        <w:t>**둘째, 양쪽 노드를 함께 본다.** Primary의 SRL은 평소 UNASSIGNED로 놀고 있어 관심에서 멀어지기 쉽다. 그러나 역할 전환 직후에는 그것이 즉시 필요해진다. 정기 점검에 양쪽을 모두 넣어야 한다.</w:t>
+        <w:t xml:space="preserve">둘째, 양쪽 노드를 함께 본다.</w:t>
+      </w:r>
+      <w:r>
+        <w:rPr>
+          <w:rFonts w:ascii="맑은 고딕" w:hAnsi="맑은 고딕" w:eastAsia="맑은 고딕"/>
+          <w:sz w:val="21"/>
+        </w:rPr>
+        <w:t xml:space="preserve"> Primary의 SRL은 평소 UNASSIGNED로 놀고 있어 관심에서 멀어지기 쉽다. 그러나 역할 전환 직후에는 그것이 즉시 필요해진다. 정기 점검에 양쪽을 모두 넣어야 한다.</w:t>
       </w:r>
     </w:p>
     <w:tbl>
@@ -6207,10 +6968,17 @@
     <w:p>
       <w:r>
         <w:rPr>
+          <w:rFonts w:ascii="Consolas" w:hAnsi="Consolas" w:eastAsia="맑은 고딕"/>
+          <w:sz w:val="21"/>
+        </w:rPr>
+        <w:t xml:space="preserve">V$DATABASE.FORCE_LOGGING</w:t>
+      </w:r>
+      <w:r>
+        <w:rPr>
           <w:rFonts w:ascii="맑은 고딕" w:hAnsi="맑은 고딕" w:eastAsia="맑은 고딕"/>
           <w:sz w:val="21"/>
         </w:rPr>
-        <w:t>`V$DATABASE.FORCE_LOGGING` 열이 YES/NO가 아니라 모드 이름 전체를 담는다는 점이 눈에 띈다. 이 열을 YES/NO로만 판정하는 모니터링 스크립트가 있다면 19c에서 오작동할 수 있으므로 확인이 필요하다.</w:t>
+        <w:t xml:space="preserve"> 열이 YES/NO가 아니라 모드 이름 전체를 담는다는 점이 눈에 띈다. 이 열을 YES/NO로만 판정하는 모니터링 스크립트가 있다면 19c에서 오작동할 수 있으므로 확인이 필요하다.</w:t>
       </w:r>
     </w:p>
     <w:tbl>
@@ -6458,7 +7226,22 @@
           <w:rFonts w:ascii="맑은 고딕" w:hAnsi="맑은 고딕" w:eastAsia="맑은 고딕"/>
           <w:sz w:val="21"/>
         </w:rPr>
-        <w:t>두 STANDBY NOLOGGING 모드의 공통점은 **리두 대신 블록을 직접 보낸다**는 것이다. 대량 적재 시 리두를 4.5MB 만들어 보내는 대신, 만들어진 블록 자체를 Standby로 전송한다. 결과적으로 Standby도 같은 데이터를 갖게 되므로 구멍이 생기지 않는다.</w:t>
+        <w:t xml:space="preserve">두 STANDBY NOLOGGING 모드의 공통점은 </w:t>
+      </w:r>
+      <w:r>
+        <w:rPr>
+          <w:rFonts w:ascii="맑은 고딕" w:hAnsi="맑은 고딕" w:eastAsia="맑은 고딕"/>
+          <w:b/>
+          <w:sz w:val="21"/>
+        </w:rPr>
+        <w:t xml:space="preserve">리두 대신 블록을 직접 보낸다</w:t>
+      </w:r>
+      <w:r>
+        <w:rPr>
+          <w:rFonts w:ascii="맑은 고딕" w:hAnsi="맑은 고딕" w:eastAsia="맑은 고딕"/>
+          <w:sz w:val="21"/>
+        </w:rPr>
+        <w:t xml:space="preserve">는 것이다. 대량 적재 시 리두를 4.5MB 만들어 보내는 대신, 만들어진 블록 자체를 Standby로 전송한다. 결과적으로 Standby도 같은 데이터를 갖게 되므로 구멍이 생기지 않는다.</w:t>
       </w:r>
     </w:p>
     <w:p>
@@ -6467,7 +7250,35 @@
           <w:rFonts w:ascii="맑은 고딕" w:hAnsi="맑은 고딕" w:eastAsia="맑은 고딕"/>
           <w:sz w:val="21"/>
         </w:rPr>
-        <w:t>차이는 실패했을 때의 행동이다. `FOR DATA AVAILABILITY`는 Standby가 블록을 받을 때까지 적재 작업이 기다린다. 보호는 확실하지만 Standby가 느리면 적재도 느려진다. `FOR LOAD PERFORMANCE`는 기다리지 않는다. 적재는 빠르지만 Standby가 못 받은 블록은 구멍으로 남는다. 이름 그대로 무엇을 우선하느냐의 선택이다.</w:t>
+        <w:t xml:space="preserve">차이는 실패했을 때의 행동이다. </w:t>
+      </w:r>
+      <w:r>
+        <w:rPr>
+          <w:rFonts w:ascii="Consolas" w:hAnsi="Consolas" w:eastAsia="맑은 고딕"/>
+          <w:sz w:val="21"/>
+        </w:rPr>
+        <w:t xml:space="preserve">FOR DATA AVAILABILITY</w:t>
+      </w:r>
+      <w:r>
+        <w:rPr>
+          <w:rFonts w:ascii="맑은 고딕" w:hAnsi="맑은 고딕" w:eastAsia="맑은 고딕"/>
+          <w:sz w:val="21"/>
+        </w:rPr>
+        <w:t xml:space="preserve">는 Standby가 블록을 받을 때까지 적재 작업이 기다린다. 보호는 확실하지만 Standby가 느리면 적재도 느려진다. </w:t>
+      </w:r>
+      <w:r>
+        <w:rPr>
+          <w:rFonts w:ascii="Consolas" w:hAnsi="Consolas" w:eastAsia="맑은 고딕"/>
+          <w:sz w:val="21"/>
+        </w:rPr>
+        <w:t xml:space="preserve">FOR LOAD PERFORMANCE</w:t>
+      </w:r>
+      <w:r>
+        <w:rPr>
+          <w:rFonts w:ascii="맑은 고딕" w:hAnsi="맑은 고딕" w:eastAsia="맑은 고딕"/>
+          <w:sz w:val="21"/>
+        </w:rPr>
+        <w:t xml:space="preserve">는 기다리지 않는다. 적재는 빠르지만 Standby가 못 받은 블록은 구멍으로 남는다. 이름 그대로 무엇을 우선하느냐의 선택이다.</w:t>
       </w:r>
     </w:p>
     <w:p>
@@ -6623,9 +7434,65 @@
       <w:r>
         <w:rPr>
           <w:rFonts w:ascii="맑은 고딕" w:hAnsi="맑은 고딕" w:eastAsia="맑은 고딕"/>
+          <w:b/>
           <w:sz w:val="21"/>
         </w:rPr>
-        <w:t>**FORCE LOGGING**은 기본이자 안전한 선택이다. 성능을 잃지만 Standby에 구멍이 생기지 않는다. 대량 적재가 없거나 배치 시간이 넉넉한 시스템이라면 고민할 필요가 없다.</w:t>
+        <w:t xml:space="preserve">FORCE LOGGING</w:t>
+      </w:r>
+      <w:r>
+        <w:rPr>
+          <w:rFonts w:ascii="맑은 고딕" w:hAnsi="맑은 고딕" w:eastAsia="맑은 고딕"/>
+          <w:sz w:val="21"/>
+        </w:rPr>
+        <w:t xml:space="preserve">은 기본이자 안전한 선택이다. 성능을 잃지만 Standby에 구멍이 생기지 않는다. 대량 적재가 없거나 배치 시간이 넉넉한 시스템이라면 고민할 필요가 없다.</w:t>
+      </w:r>
+    </w:p>
+    <w:p>
+      <w:r>
+        <w:rPr>
+          <w:rFonts w:ascii="맑은 고딕" w:hAnsi="맑은 고딕" w:eastAsia="맑은 고딕"/>
+          <w:b/>
+          <w:sz w:val="21"/>
+        </w:rPr>
+        <w:t xml:space="preserve">STANDBY NOLOGGING FOR DATA AVAILABILITY</w:t>
+      </w:r>
+      <w:r>
+        <w:rPr>
+          <w:rFonts w:ascii="맑은 고딕" w:hAnsi="맑은 고딕" w:eastAsia="맑은 고딕"/>
+          <w:sz w:val="21"/>
+        </w:rPr>
+        <w:t xml:space="preserve">는 절충이다. 리두 대신 블록을 보내므로 전송량이 줄고, Standby가 받는 것을 확인하므로 보호도 유지된다. 다만 Standby가 느리면 적재 작업이 그만큼 기다린다. 야간 배치처럼 시간 여유가 있는 작업에 적합하다.</w:t>
+      </w:r>
+    </w:p>
+    <w:p>
+      <w:r>
+        <w:rPr>
+          <w:rFonts w:ascii="맑은 고딕" w:hAnsi="맑은 고딕" w:eastAsia="맑은 고딕"/>
+          <w:b/>
+          <w:sz w:val="21"/>
+        </w:rPr>
+        <w:t xml:space="preserve">STANDBY NOLOGGING FOR LOAD PERFORMANCE</w:t>
+      </w:r>
+      <w:r>
+        <w:rPr>
+          <w:rFonts w:ascii="맑은 고딕" w:hAnsi="맑은 고딕" w:eastAsia="맑은 고딕"/>
+          <w:sz w:val="21"/>
+        </w:rPr>
+        <w:t xml:space="preserve">는 성능을 우선한다. Standby가 못 따라와도 기다리지 않으므로 적재는 빠르지만 구멍이 생길 수 있다. 이 모드를 쓴다면 적재 후 </w:t>
+      </w:r>
+      <w:r>
+        <w:rPr>
+          <w:rFonts w:ascii="Consolas" w:hAnsi="Consolas" w:eastAsia="맑은 고딕"/>
+          <w:sz w:val="21"/>
+        </w:rPr>
+        <w:t xml:space="preserve">V$DATAFILE.UNRECOVERABLE_CHANGE#</w:t>
+      </w:r>
+      <w:r>
+        <w:rPr>
+          <w:rFonts w:ascii="맑은 고딕" w:hAnsi="맑은 고딕" w:eastAsia="맑은 고딕"/>
+          <w:sz w:val="21"/>
+        </w:rPr>
+        <w:t xml:space="preserve">를 확인하고, 필요하면 해당 데이터 파일을 Standby에서 복구하는 절차를 함께 마련해야 한다.</w:t>
       </w:r>
     </w:p>
     <w:p>
@@ -6634,7 +7501,22 @@
           <w:rFonts w:ascii="맑은 고딕" w:hAnsi="맑은 고딕" w:eastAsia="맑은 고딕"/>
           <w:sz w:val="21"/>
         </w:rPr>
-        <w:t>**STANDBY NOLOGGING FOR DATA AVAILABILITY**는 절충이다. 리두 대신 블록을 보내므로 전송량이 줄고, Standby가 받는 것을 확인하므로 보호도 유지된다. 다만 Standby가 느리면 적재 작업이 그만큼 기다린다. 야간 배치처럼 시간 여유가 있는 작업에 적합하다.</w:t>
+        <w:t xml:space="preserve">판단 기준을 한 문장으로 줄이면 이렇다. </w:t>
+      </w:r>
+      <w:r>
+        <w:rPr>
+          <w:rFonts w:ascii="맑은 고딕" w:hAnsi="맑은 고딕" w:eastAsia="맑은 고딕"/>
+          <w:b/>
+          <w:sz w:val="21"/>
+        </w:rPr>
+        <w:t xml:space="preserve">"Standby가 못 따라올 때 적재를 기다리게 할 것인가, 그냥 진행할 것인가."</w:t>
+      </w:r>
+      <w:r>
+        <w:rPr>
+          <w:rFonts w:ascii="맑은 고딕" w:hAnsi="맑은 고딕" w:eastAsia="맑은 고딕"/>
+          <w:sz w:val="21"/>
+        </w:rPr>
+        <w:t xml:space="preserve"> 기다리게 하겠다면 DATA AVAILABILITY, 진행하겠다면 LOAD PERFORMANCE, 아예 그런 상황을 만들지 않겠다면 FORCE LOGGING이다.</w:t>
       </w:r>
     </w:p>
     <w:p>
@@ -6643,25 +7525,22 @@
           <w:rFonts w:ascii="맑은 고딕" w:hAnsi="맑은 고딕" w:eastAsia="맑은 고딕"/>
           <w:sz w:val="21"/>
         </w:rPr>
-        <w:t>**STANDBY NOLOGGING FOR LOAD PERFORMANCE**는 성능을 우선한다. Standby가 못 따라와도 기다리지 않으므로 적재는 빠르지만 구멍이 생길 수 있다. 이 모드를 쓴다면 적재 후 `V$DATAFILE.UNRECOVERABLE_CHANGE#`를 확인하고, 필요하면 해당 데이터 파일을 Standby에서 복구하는 절차를 함께 마련해야 한다.</w:t>
+        <w:t xml:space="preserve">한 가지 주의할 점은 두 STANDBY NOLOGGING 모드가 </w:t>
       </w:r>
-    </w:p>
-    <w:p>
+      <w:r>
+        <w:rPr>
+          <w:rFonts w:ascii="맑은 고딕" w:hAnsi="맑은 고딕" w:eastAsia="맑은 고딕"/>
+          <w:b/>
+          <w:sz w:val="21"/>
+        </w:rPr>
+        <w:t xml:space="preserve">모든 작업에 적용되는 것이 아니라는</w:t>
+      </w:r>
       <w:r>
         <w:rPr>
           <w:rFonts w:ascii="맑은 고딕" w:hAnsi="맑은 고딕" w:eastAsia="맑은 고딕"/>
           <w:sz w:val="21"/>
         </w:rPr>
-        <w:t>판단 기준을 한 문장으로 줄이면 이렇다. **"Standby가 못 따라올 때 적재를 기다리게 할 것인가, 그냥 진행할 것인가."** 기다리게 하겠다면 DATA AVAILABILITY, 진행하겠다면 LOAD PERFORMANCE, 아예 그런 상황을 만들지 않겠다면 FORCE LOGGING이다.</w:t>
-      </w:r>
-    </w:p>
-    <w:p>
-      <w:r>
-        <w:rPr>
-          <w:rFonts w:ascii="맑은 고딕" w:hAnsi="맑은 고딕" w:eastAsia="맑은 고딕"/>
-          <w:sz w:val="21"/>
-        </w:rPr>
-        <w:t>한 가지 주의할 점은 두 STANDBY NOLOGGING 모드가 **모든 작업에 적용되는 것이 아니라는** 것이다. 직접 경로 적재(direct path load)처럼 블록을 통째로 만드는 작업에 해당하며, 일반 DML은 원래대로 리두를 남긴다. 따라서 이 모드로 바꿔도 일반 트랜잭션의 리두량은 줄지 않는다.</w:t>
+        <w:t xml:space="preserve"> 것이다. 직접 경로 적재(direct path load)처럼 블록을 통째로 만드는 작업에 해당하며, 일반 DML은 원래대로 리두를 남긴다. 따라서 이 모드로 바꿔도 일반 트랜잭션의 리두량은 줄지 않는다.</w:t>
       </w:r>
     </w:p>
     <w:p>
@@ -6764,10 +7643,10 @@
           <w:p>
             <w:r>
               <w:rPr>
-                <w:rFonts w:ascii="맑은 고딕" w:hAnsi="맑은 고딕" w:eastAsia="맑은 고딕"/>
-                <w:sz w:val="19"/>
-              </w:rPr>
-              <w:t>`SELECT log_mode FROM v$database`</w:t>
+                <w:rFonts w:ascii="Consolas" w:hAnsi="Consolas" w:eastAsia="맑은 고딕"/>
+                <w:sz w:val="19"/>
+              </w:rPr>
+              <w:t xml:space="preserve">SELECT log_mode FROM v$database</w:t>
             </w:r>
           </w:p>
         </w:tc>
@@ -6808,10 +7687,10 @@
           <w:p>
             <w:r>
               <w:rPr>
-                <w:rFonts w:ascii="맑은 고딕" w:hAnsi="맑은 고딕" w:eastAsia="맑은 고딕"/>
-                <w:sz w:val="19"/>
-              </w:rPr>
-              <w:t>`SELECT force_logging FROM v$database`</w:t>
+                <w:rFonts w:ascii="Consolas" w:hAnsi="Consolas" w:eastAsia="맑은 고딕"/>
+                <w:sz w:val="19"/>
+              </w:rPr>
+              <w:t xml:space="preserve">SELECT force_logging FROM v$database</w:t>
             </w:r>
           </w:p>
         </w:tc>
@@ -6852,10 +7731,10 @@
           <w:p>
             <w:r>
               <w:rPr>
-                <w:rFonts w:ascii="맑은 고딕" w:hAnsi="맑은 고딕" w:eastAsia="맑은 고딕"/>
-                <w:sz w:val="19"/>
-              </w:rPr>
-              <w:t>`V$RECOVERY_FILE_DEST`</w:t>
+                <w:rFonts w:ascii="Consolas" w:hAnsi="Consolas" w:eastAsia="맑은 고딕"/>
+                <w:sz w:val="19"/>
+              </w:rPr>
+              <w:t xml:space="preserve">V$RECOVERY_FILE_DEST</w:t>
             </w:r>
           </w:p>
         </w:tc>
@@ -6896,10 +7775,10 @@
           <w:p>
             <w:r>
               <w:rPr>
-                <w:rFonts w:ascii="맑은 고딕" w:hAnsi="맑은 고딕" w:eastAsia="맑은 고딕"/>
-                <w:sz w:val="19"/>
-              </w:rPr>
-              <w:t>`SELECT COUNT(*) FROM v$standby_log`</w:t>
+                <w:rFonts w:ascii="Consolas" w:hAnsi="Consolas" w:eastAsia="맑은 고딕"/>
+                <w:sz w:val="19"/>
+              </w:rPr>
+              <w:t xml:space="preserve">SELECT COUNT(*) FROM v$standby_log</w:t>
             </w:r>
           </w:p>
         </w:tc>
@@ -6940,10 +7819,24 @@
           <w:p>
             <w:r>
               <w:rPr>
+                <w:rFonts w:ascii="Consolas" w:hAnsi="Consolas" w:eastAsia="맑은 고딕"/>
+                <w:sz w:val="19"/>
+              </w:rPr>
+              <w:t xml:space="preserve">V$STANDBY_LOG</w:t>
+            </w:r>
+            <w:r>
+              <w:rPr>
                 <w:rFonts w:ascii="맑은 고딕" w:hAnsi="맑은 고딕" w:eastAsia="맑은 고딕"/>
                 <w:sz w:val="19"/>
               </w:rPr>
-              <w:t>`V$STANDBY_LOG` vs `V$LOG`</w:t>
+              <w:t xml:space="preserve"> vs </w:t>
+            </w:r>
+            <w:r>
+              <w:rPr>
+                <w:rFonts w:ascii="Consolas" w:hAnsi="Consolas" w:eastAsia="맑은 고딕"/>
+                <w:sz w:val="19"/>
+              </w:rPr>
+              <w:t xml:space="preserve">V$LOG</w:t>
             </w:r>
           </w:p>
         </w:tc>
@@ -7028,10 +7921,17 @@
           <w:p>
             <w:r>
               <w:rPr>
+                <w:rFonts w:ascii="Consolas" w:hAnsi="Consolas" w:eastAsia="맑은 고딕"/>
+                <w:sz w:val="19"/>
+              </w:rPr>
+              <w:t xml:space="preserve">lsnrctl status</w:t>
+            </w:r>
+            <w:r>
+              <w:rPr>
                 <w:rFonts w:ascii="맑은 고딕" w:hAnsi="맑은 고딕" w:eastAsia="맑은 고딕"/>
                 <w:sz w:val="19"/>
               </w:rPr>
-              <w:t>`lsnrctl status` (3장)</w:t>
+              <w:t xml:space="preserve"> (3장)</w:t>
             </w:r>
           </w:p>
         </w:tc>
@@ -7072,10 +7972,17 @@
           <w:p>
             <w:r>
               <w:rPr>
+                <w:rFonts w:ascii="Consolas" w:hAnsi="Consolas" w:eastAsia="맑은 고딕"/>
+                <w:sz w:val="19"/>
+              </w:rPr>
+              <w:t xml:space="preserve">V$PARAMETER</w:t>
+            </w:r>
+            <w:r>
+              <w:rPr>
                 <w:rFonts w:ascii="맑은 고딕" w:hAnsi="맑은 고딕" w:eastAsia="맑은 고딕"/>
                 <w:sz w:val="19"/>
               </w:rPr>
-              <w:t>`V$PARAMETER` (3장)</w:t>
+              <w:t xml:space="preserve"> (3장)</w:t>
             </w:r>
           </w:p>
         </w:tc>
@@ -7116,10 +8023,17 @@
           <w:p>
             <w:r>
               <w:rPr>
+                <w:rFonts w:ascii="Consolas" w:hAnsi="Consolas" w:eastAsia="맑은 고딕"/>
+                <w:sz w:val="19"/>
+              </w:rPr>
+              <w:t xml:space="preserve">V$ARCHIVE_DEST</w:t>
+            </w:r>
+            <w:r>
+              <w:rPr>
                 <w:rFonts w:ascii="맑은 고딕" w:hAnsi="맑은 고딕" w:eastAsia="맑은 고딕"/>
                 <w:sz w:val="19"/>
               </w:rPr>
-              <w:t>`V$ARCHIVE_DEST` (2장)</w:t>
+              <w:t xml:space="preserve"> (2장)</w:t>
             </w:r>
           </w:p>
         </w:tc>
@@ -7146,7 +8060,21 @@
           <w:rFonts w:ascii="맑은 고딕" w:hAnsi="맑은 고딕" w:eastAsia="맑은 고딕"/>
           <w:sz w:val="21"/>
         </w:rPr>
-        <w:t>이 아홉 항목이 모두 통과하면 5장의 RMAN `DUPLICATE`로 넘어갈 준비가 된 것이다. 하나라도 빠지면 그 지점에서 막히며, 어디서 막힐지는 앞 장들에서 재현한 오류들이 알려 준다.</w:t>
+        <w:t xml:space="preserve">이 아홉 항목이 모두 통과하면 5장의 RMAN </w:t>
+      </w:r>
+      <w:r>
+        <w:rPr>
+          <w:rFonts w:ascii="Consolas" w:hAnsi="Consolas" w:eastAsia="맑은 고딕"/>
+          <w:sz w:val="21"/>
+        </w:rPr>
+        <w:t xml:space="preserve">DUPLICATE</w:t>
+      </w:r>
+      <w:r>
+        <w:rPr>
+          <w:rFonts w:ascii="맑은 고딕" w:hAnsi="맑은 고딕" w:eastAsia="맑은 고딕"/>
+          <w:sz w:val="21"/>
+        </w:rPr>
+        <w:t xml:space="preserve">로 넘어갈 준비가 된 것이다. 하나라도 빠지면 그 지점에서 막히며, 어디서 막힐지는 앞 장들에서 재현한 오류들이 알려 준다.</w:t>
       </w:r>
     </w:p>
     <w:p>
@@ -7202,7 +8130,22 @@
           <w:rFonts w:ascii="맑은 고딕" w:hAnsi="맑은 고딕" w:eastAsia="맑은 고딕"/>
           <w:sz w:val="21"/>
         </w:rPr>
-        <w:t>FORCE LOGGING=NO에서 같은 작업은 106,456바이트였다. **약 44배 차이**다. 세그먼트 크기는 세 경우 모두 5MB로 동일했다.</w:t>
+        <w:t xml:space="preserve">FORCE LOGGING=NO에서 같은 작업은 106,456바이트였다. </w:t>
+      </w:r>
+      <w:r>
+        <w:rPr>
+          <w:rFonts w:ascii="맑은 고딕" w:hAnsi="맑은 고딕" w:eastAsia="맑은 고딕"/>
+          <w:b/>
+          <w:sz w:val="21"/>
+        </w:rPr>
+        <w:t xml:space="preserve">약 44배 차이</w:t>
+      </w:r>
+      <w:r>
+        <w:rPr>
+          <w:rFonts w:ascii="맑은 고딕" w:hAnsi="맑은 고딕" w:eastAsia="맑은 고딕"/>
+          <w:sz w:val="21"/>
+        </w:rPr>
+        <w:t xml:space="preserve">다. 세그먼트 크기는 세 경우 모두 5MB로 동일했다.</w:t>
       </w:r>
     </w:p>
     <w:p>
@@ -7214,7 +8157,21 @@
           <w:rFonts w:ascii="맑은 고딕" w:hAnsi="맑은 고딕" w:eastAsia="맑은 고딕"/>
           <w:sz w:val="21"/>
         </w:rPr>
-        <w:t>NOLOGGING이 실제로 동작하면 `V$DATAFILE.UNRECOVERABLE_CHANGE#`가 0보다 커진다. 정기 점검 항목으로 삼을 만하다.</w:t>
+        <w:t xml:space="preserve">NOLOGGING이 실제로 동작하면 </w:t>
+      </w:r>
+      <w:r>
+        <w:rPr>
+          <w:rFonts w:ascii="Consolas" w:hAnsi="Consolas" w:eastAsia="맑은 고딕"/>
+          <w:sz w:val="21"/>
+        </w:rPr>
+        <w:t xml:space="preserve">V$DATAFILE.UNRECOVERABLE_CHANGE#</w:t>
+      </w:r>
+      <w:r>
+        <w:rPr>
+          <w:rFonts w:ascii="맑은 고딕" w:hAnsi="맑은 고딕" w:eastAsia="맑은 고딕"/>
+          <w:sz w:val="21"/>
+        </w:rPr>
+        <w:t xml:space="preserve">가 0보다 커진다. 정기 점검 항목으로 삼을 만하다.</w:t>
       </w:r>
     </w:p>
     <w:p>
@@ -7274,7 +8231,49 @@
           <w:rFonts w:ascii="맑은 고딕" w:hAnsi="맑은 고딕" w:eastAsia="맑은 고딕"/>
           <w:sz w:val="21"/>
         </w:rPr>
-        <w:t>19c의 `STANDBY NOLOGGING FOR DATA AVAILABILITY`와 `FOR LOAD PERFORMANCE`는 리두 대신 블록을 직접 보낸다. 전자는 Standby를 기다리고 후자는 기다리지 않는다. `V$DATABASE.FORCE_LOGGING`이 모드 이름 전체를 담게 된다.</w:t>
+        <w:t xml:space="preserve">19c의 </w:t>
+      </w:r>
+      <w:r>
+        <w:rPr>
+          <w:rFonts w:ascii="Consolas" w:hAnsi="Consolas" w:eastAsia="맑은 고딕"/>
+          <w:sz w:val="21"/>
+        </w:rPr>
+        <w:t xml:space="preserve">STANDBY NOLOGGING FOR DATA AVAILABILITY</w:t>
+      </w:r>
+      <w:r>
+        <w:rPr>
+          <w:rFonts w:ascii="맑은 고딕" w:hAnsi="맑은 고딕" w:eastAsia="맑은 고딕"/>
+          <w:sz w:val="21"/>
+        </w:rPr>
+        <w:t xml:space="preserve">와 </w:t>
+      </w:r>
+      <w:r>
+        <w:rPr>
+          <w:rFonts w:ascii="Consolas" w:hAnsi="Consolas" w:eastAsia="맑은 고딕"/>
+          <w:sz w:val="21"/>
+        </w:rPr>
+        <w:t xml:space="preserve">FOR LOAD PERFORMANCE</w:t>
+      </w:r>
+      <w:r>
+        <w:rPr>
+          <w:rFonts w:ascii="맑은 고딕" w:hAnsi="맑은 고딕" w:eastAsia="맑은 고딕"/>
+          <w:sz w:val="21"/>
+        </w:rPr>
+        <w:t xml:space="preserve">는 리두 대신 블록을 직접 보낸다. 전자는 Standby를 기다리고 후자는 기다리지 않는다. </w:t>
+      </w:r>
+      <w:r>
+        <w:rPr>
+          <w:rFonts w:ascii="Consolas" w:hAnsi="Consolas" w:eastAsia="맑은 고딕"/>
+          <w:sz w:val="21"/>
+        </w:rPr>
+        <w:t xml:space="preserve">V$DATABASE.FORCE_LOGGING</w:t>
+      </w:r>
+      <w:r>
+        <w:rPr>
+          <w:rFonts w:ascii="맑은 고딕" w:hAnsi="맑은 고딕" w:eastAsia="맑은 고딕"/>
+          <w:sz w:val="21"/>
+        </w:rPr>
+        <w:t xml:space="preserve">이 모드 이름 전체를 담게 된다.</w:t>
       </w:r>
     </w:p>
     <w:p>
@@ -7319,19 +8318,21 @@
                 <w:rFonts w:ascii="맑은 고딕" w:hAnsi="맑은 고딕" w:eastAsia="맑은 고딕"/>
                 <w:sz w:val="20"/>
               </w:rPr>
-              <w:t>Q1. FORCE LOGGING이 켜진 상태에서 `CREATE TABLE ... NOLOGGING AS SELECT`를 실행하면 리두가 얼마나 발생하는가? 실측 근거를 들어 설명하라.</w:t>
-            </w:r>
-          </w:p>
-          <w:p>
-            <w:pPr>
-              <w:spacing w:after="20"/>
-            </w:pPr>
+              <w:t xml:space="preserve">Q1. FORCE LOGGING이 켜진 상태에서 </w:t>
+            </w:r>
+            <w:r>
+              <w:rPr>
+                <w:rFonts w:ascii="Consolas" w:hAnsi="Consolas" w:eastAsia="맑은 고딕"/>
+                <w:sz w:val="20"/>
+              </w:rPr>
+              <w:t xml:space="preserve">CREATE TABLE ... NOLOGGING AS SELECT</w:t>
+            </w:r>
             <w:r>
               <w:rPr>
                 <w:rFonts w:ascii="맑은 고딕" w:hAnsi="맑은 고딕" w:eastAsia="맑은 고딕"/>
                 <w:sz w:val="20"/>
               </w:rPr>
-              <w:t>Q2. FORCE LOGGING을 끄면 어떤 이득과 어떤 위험이 생기는가? 실측 수치로 설명하라.</w:t>
+              <w:t xml:space="preserve">를 실행하면 리두가 얼마나 발생하는가? 실측 근거를 들어 설명하라.</w:t>
             </w:r>
           </w:p>
           <w:p>
@@ -7343,7 +8344,7 @@
                 <w:rFonts w:ascii="맑은 고딕" w:hAnsi="맑은 고딕" w:eastAsia="맑은 고딕"/>
                 <w:sz w:val="20"/>
               </w:rPr>
-              <w:t>Q3. 데이터베이스 수준과 테이블스페이스 수준 FORCE LOGGING 중 어느 쪽이 우선하는가? 실측으로 어떻게 확인했는가?</w:t>
+              <w:t>Q2. FORCE LOGGING을 끄면 어떤 이득과 어떤 위험이 생기는가? 실측 수치로 설명하라.</w:t>
             </w:r>
           </w:p>
           <w:p>
@@ -7355,7 +8356,7 @@
                 <w:rFonts w:ascii="맑은 고딕" w:hAnsi="맑은 고딕" w:eastAsia="맑은 고딕"/>
                 <w:sz w:val="20"/>
               </w:rPr>
-              <w:t>Q4. SRL의 개수와 크기 규칙을 쓰고, 크기가 다른 SRL을 만들면 무슨 일이 일어나는지 설명하라.</w:t>
+              <w:t>Q3. 데이터베이스 수준과 테이블스페이스 수준 FORCE LOGGING 중 어느 쪽이 우선하는가? 실측으로 어떻게 확인했는가?</w:t>
             </w:r>
           </w:p>
           <w:p>
@@ -7367,7 +8368,7 @@
                 <w:rFonts w:ascii="맑은 고딕" w:hAnsi="맑은 고딕" w:eastAsia="맑은 고딕"/>
                 <w:sz w:val="20"/>
               </w:rPr>
-              <w:t>Q5. ORA-00261과 ORA-01184는 각각 어떤 상황에서 나며 어떻게 피하는가?</w:t>
+              <w:t>Q4. SRL의 개수와 크기 규칙을 쓰고, 크기가 다른 SRL을 만들면 무슨 일이 일어나는지 설명하라.</w:t>
             </w:r>
           </w:p>
           <w:p>
@@ -7379,7 +8380,47 @@
                 <w:rFonts w:ascii="맑은 고딕" w:hAnsi="맑은 고딕" w:eastAsia="맑은 고딕"/>
                 <w:sz w:val="20"/>
               </w:rPr>
-              <w:t>Q6. `STANDBY NOLOGGING FOR DATA AVAILABILITY`와 `FOR LOAD PERFORMANCE`의 차이는 무엇인가?</w:t>
+              <w:t>Q5. ORA-00261과 ORA-01184는 각각 어떤 상황에서 나며 어떻게 피하는가?</w:t>
+            </w:r>
+          </w:p>
+          <w:p>
+            <w:pPr>
+              <w:spacing w:after="20"/>
+            </w:pPr>
+            <w:r>
+              <w:rPr>
+                <w:rFonts w:ascii="맑은 고딕" w:hAnsi="맑은 고딕" w:eastAsia="맑은 고딕"/>
+                <w:sz w:val="20"/>
+              </w:rPr>
+              <w:t xml:space="preserve">Q6. </w:t>
+            </w:r>
+            <w:r>
+              <w:rPr>
+                <w:rFonts w:ascii="Consolas" w:hAnsi="Consolas" w:eastAsia="맑은 고딕"/>
+                <w:sz w:val="20"/>
+              </w:rPr>
+              <w:t xml:space="preserve">STANDBY NOLOGGING FOR DATA AVAILABILITY</w:t>
+            </w:r>
+            <w:r>
+              <w:rPr>
+                <w:rFonts w:ascii="맑은 고딕" w:hAnsi="맑은 고딕" w:eastAsia="맑은 고딕"/>
+                <w:sz w:val="20"/>
+              </w:rPr>
+              <w:t xml:space="preserve">와 </w:t>
+            </w:r>
+            <w:r>
+              <w:rPr>
+                <w:rFonts w:ascii="Consolas" w:hAnsi="Consolas" w:eastAsia="맑은 고딕"/>
+                <w:sz w:val="20"/>
+              </w:rPr>
+              <w:t xml:space="preserve">FOR LOAD PERFORMANCE</w:t>
+            </w:r>
+            <w:r>
+              <w:rPr>
+                <w:rFonts w:ascii="맑은 고딕" w:hAnsi="맑은 고딕" w:eastAsia="맑은 고딕"/>
+                <w:sz w:val="20"/>
+              </w:rPr>
+              <w:t xml:space="preserve">의 차이는 무엇인가?</w:t>
             </w:r>
           </w:p>
         </w:tc>
@@ -7424,7 +8465,21 @@
           <w:rFonts w:ascii="맑은 고딕" w:hAnsi="맑은 고딕" w:eastAsia="맑은 고딕"/>
           <w:sz w:val="21"/>
         </w:rPr>
-        <w:t>실습 02 — ARCHIVELOG 확인과 전환: `ARCHIVE LOG LIST`와 뷰로 상태를 확인하고, FRA 사용률을 점검한다. 열린 상태에서 전환을 시도해 ORA-01126을 재현한다.</w:t>
+        <w:t xml:space="preserve">실습 02 — ARCHIVELOG 확인과 전환: </w:t>
+      </w:r>
+      <w:r>
+        <w:rPr>
+          <w:rFonts w:ascii="Consolas" w:hAnsi="Consolas" w:eastAsia="맑은 고딕"/>
+          <w:sz w:val="21"/>
+        </w:rPr>
+        <w:t xml:space="preserve">ARCHIVE LOG LIST</w:t>
+      </w:r>
+      <w:r>
+        <w:rPr>
+          <w:rFonts w:ascii="맑은 고딕" w:hAnsi="맑은 고딕" w:eastAsia="맑은 고딕"/>
+          <w:sz w:val="21"/>
+        </w:rPr>
+        <w:t xml:space="preserve">와 뷰로 상태를 확인하고, FRA 사용률을 점검한다. 열린 상태에서 전환을 시도해 ORA-01126을 재현한다.</w:t>
       </w:r>
     </w:p>
     <w:p>
@@ -7436,7 +8491,21 @@
           <w:rFonts w:ascii="맑은 고딕" w:hAnsi="맑은 고딕" w:eastAsia="맑은 고딕"/>
           <w:sz w:val="21"/>
         </w:rPr>
-        <w:t>실습 03 — FORCE LOGGING 실증: 세 조건에서 리두 발생량을 측정해 비교한다. `UNRECOVERABLE_CHANGE#`로 구멍의 흔적을 확인한다.</w:t>
+        <w:t xml:space="preserve">실습 03 — FORCE LOGGING 실증: 세 조건에서 리두 발생량을 측정해 비교한다. </w:t>
+      </w:r>
+      <w:r>
+        <w:rPr>
+          <w:rFonts w:ascii="Consolas" w:hAnsi="Consolas" w:eastAsia="맑은 고딕"/>
+          <w:sz w:val="21"/>
+        </w:rPr>
+        <w:t xml:space="preserve">UNRECOVERABLE_CHANGE#</w:t>
+      </w:r>
+      <w:r>
+        <w:rPr>
+          <w:rFonts w:ascii="맑은 고딕" w:hAnsi="맑은 고딕" w:eastAsia="맑은 고딕"/>
+          <w:sz w:val="21"/>
+        </w:rPr>
+        <w:t xml:space="preserve">로 구멍의 흔적을 확인한다.</w:t>
       </w:r>
     </w:p>
     <w:p>
@@ -7472,10 +8541,26 @@
           <w:rFonts w:ascii="맑은 고딕" w:hAnsi="맑은 고딕" w:eastAsia="맑은 고딕"/>
           <w:sz w:val="21"/>
         </w:rPr>
-        <w:t>실습 06 — 19c STANDBY NOLOGGING: 두 모드를 설정해 `FORCE_LOGGING` 열이 모드 이름으로 바뀌는 것을 확인하고 원복한다.</w:t>
+        <w:t xml:space="preserve">실습 06 — 19c STANDBY NOLOGGING: 두 모드를 설정해 </w:t>
+      </w:r>
+      <w:r>
+        <w:rPr>
+          <w:rFonts w:ascii="Consolas" w:hAnsi="Consolas" w:eastAsia="맑은 고딕"/>
+          <w:sz w:val="21"/>
+        </w:rPr>
+        <w:t xml:space="preserve">FORCE_LOGGING</w:t>
+      </w:r>
+      <w:r>
+        <w:rPr>
+          <w:rFonts w:ascii="맑은 고딕" w:hAnsi="맑은 고딕" w:eastAsia="맑은 고딕"/>
+          <w:sz w:val="21"/>
+        </w:rPr>
+        <w:t xml:space="preserve"> 열이 모드 이름으로 바뀌는 것을 확인하고 원복한다.</w:t>
       </w:r>
     </w:p>
     <w:sectPr>
+      <w:headerReference w:type="default" r:id="rId9"/>
+      <w:footerReference w:type="default" r:id="rId10"/>
       <w:pgSz w:w="12240" w:h="15840"/>
       <w:pgMar w:top="1440" w:right="1800" w:bottom="1440" w:left="1800" w:header="720" w:footer="720" w:gutter="0"/>
       <w:cols w:space="720"/>
@@ -7483,6 +8568,26 @@
     </w:sectPr>
   </w:body>
 </w:document>
+</file>
+
+<file path=word/footer1.xml><?xml version="1.0" encoding="utf-8"?>
+<w:ftr xmlns:m="http://schemas.openxmlformats.org/officeDocument/2006/math" xmlns:mc="http://schemas.openxmlformats.org/markup-compatibility/2006" xmlns:mo="http://schemas.microsoft.com/office/mac/office/2008/main" xmlns:mv="urn:schemas-microsoft-com:mac:vml" xmlns:o="urn:schemas-microsoft-com:office:office" xmlns:r="http://schemas.openxmlformats.org/officeDocument/2006/relationships" xmlns:v="urn:schemas-microsoft-com:vml" xmlns:w10="urn:schemas-microsoft-com:office:word" xmlns:w14="http://schemas.microsoft.com/office/word/2010/wordml" xmlns:w="http://schemas.openxmlformats.org/wordprocessingml/2006/main" xmlns:wne="http://schemas.microsoft.com/office/word/2006/wordml" xmlns:wp14="http://schemas.microsoft.com/office/word/2010/wordprocessingDrawing" xmlns:wp="http://schemas.openxmlformats.org/drawingml/2006/wordprocessingDrawing" xmlns:wpc="http://schemas.microsoft.com/office/word/2010/wordprocessingCanvas" xmlns:wpg="http://schemas.microsoft.com/office/word/2010/wordprocessingGroup" xmlns:wpi="http://schemas.microsoft.com/office/word/2010/wordprocessingInk" xmlns:wps="http://schemas.microsoft.com/office/word/2010/wordprocessingShape" mc:Ignorable="w14 wp14">
+  <w:p>
+    <w:pPr>
+      <w:pStyle w:val="Footer"/>
+    </w:pPr>
+  </w:p>
+</w:ftr>
+</file>
+
+<file path=word/header1.xml><?xml version="1.0" encoding="utf-8"?>
+<w:hdr xmlns:m="http://schemas.openxmlformats.org/officeDocument/2006/math" xmlns:mc="http://schemas.openxmlformats.org/markup-compatibility/2006" xmlns:mo="http://schemas.microsoft.com/office/mac/office/2008/main" xmlns:mv="urn:schemas-microsoft-com:mac:vml" xmlns:o="urn:schemas-microsoft-com:office:office" xmlns:r="http://schemas.openxmlformats.org/officeDocument/2006/relationships" xmlns:v="urn:schemas-microsoft-com:vml" xmlns:w10="urn:schemas-microsoft-com:office:word" xmlns:w14="http://schemas.microsoft.com/office/word/2010/wordml" xmlns:w="http://schemas.openxmlformats.org/wordprocessingml/2006/main" xmlns:wne="http://schemas.microsoft.com/office/word/2006/wordml" xmlns:wp14="http://schemas.microsoft.com/office/word/2010/wordprocessingDrawing" xmlns:wp="http://schemas.openxmlformats.org/drawingml/2006/wordprocessingDrawing" xmlns:wpc="http://schemas.microsoft.com/office/word/2010/wordprocessingCanvas" xmlns:wpg="http://schemas.microsoft.com/office/word/2010/wordprocessingGroup" xmlns:wpi="http://schemas.microsoft.com/office/word/2010/wordprocessingInk" xmlns:wps="http://schemas.microsoft.com/office/word/2010/wordprocessingShape" mc:Ignorable="w14 wp14">
+  <w:p>
+    <w:pPr>
+      <w:pStyle w:val="Header"/>
+    </w:pPr>
+  </w:p>
+</w:hdr>
 </file>
 
 <file path=word/numbering.xml><?xml version="1.0" encoding="utf-8"?>
